--- a/Capstone_documentation.docx
+++ b/Capstone_documentation.docx
@@ -32,6 +32,120 @@
         <w:rPr>
           <w:lang w:val="en-AU"/>
         </w:rPr>
+        <w:t>Overview:</w:t>
+      </w:r>
+    </w:p>
+    <w:p>
+      <w:pPr>
+        <w:pStyle w:val="ListParagraph"/>
+        <w:numPr>
+          <w:ilvl w:val="0"/>
+          <w:numId w:val="1"/>
+        </w:numPr>
+        <w:rPr>
+          <w:lang w:val="en-AU"/>
+        </w:rPr>
+      </w:pPr>
+      <w:r>
+        <w:rPr>
+          <w:lang w:val="en-AU"/>
+        </w:rPr>
+        <w:t>D</w:t>
+      </w:r>
+      <w:r>
+        <w:rPr>
+          <w:lang w:val="en-AU"/>
+        </w:rPr>
+        <w:t>atabase</w:t>
+      </w:r>
+      <w:r>
+        <w:rPr>
+          <w:lang w:val="en-AU"/>
+        </w:rPr>
+        <w:t xml:space="preserve">: AWS RDS </w:t>
+      </w:r>
+      <w:proofErr w:type="spellStart"/>
+      <w:r>
+        <w:rPr>
+          <w:lang w:val="en-AU"/>
+        </w:rPr>
+        <w:t>postgreSQL</w:t>
+      </w:r>
+      <w:proofErr w:type="spellEnd"/>
+    </w:p>
+    <w:p>
+      <w:pPr>
+        <w:pStyle w:val="ListParagraph"/>
+        <w:numPr>
+          <w:ilvl w:val="0"/>
+          <w:numId w:val="1"/>
+        </w:numPr>
+        <w:rPr>
+          <w:lang w:val="en-AU"/>
+        </w:rPr>
+      </w:pPr>
+      <w:r>
+        <w:rPr>
+          <w:lang w:val="en-AU"/>
+        </w:rPr>
+        <w:t xml:space="preserve">API: </w:t>
+      </w:r>
+      <w:proofErr w:type="spellStart"/>
+      <w:r>
+        <w:rPr>
+          <w:lang w:val="en-AU"/>
+        </w:rPr>
+        <w:t>FastAPI</w:t>
+      </w:r>
+      <w:proofErr w:type="spellEnd"/>
+      <w:r>
+        <w:rPr>
+          <w:lang w:val="en-AU"/>
+        </w:rPr>
+        <w:t xml:space="preserve"> - </w:t>
+      </w:r>
+      <w:r>
+        <w:rPr>
+          <w:lang w:val="en-AU"/>
+        </w:rPr>
+        <w:t>receives data from the user, validates it, stores it securely in the database, runs analysis, and returns results.</w:t>
+      </w:r>
+    </w:p>
+    <w:p>
+      <w:pPr>
+        <w:pStyle w:val="ListParagraph"/>
+        <w:numPr>
+          <w:ilvl w:val="1"/>
+          <w:numId w:val="1"/>
+        </w:numPr>
+        <w:rPr>
+          <w:lang w:val="en-AU"/>
+        </w:rPr>
+      </w:pPr>
+      <w:r>
+        <w:rPr>
+          <w:lang w:val="en-AU"/>
+        </w:rPr>
+        <w:t>Include user login and auth for security</w:t>
+      </w:r>
+    </w:p>
+    <w:p>
+      <w:pPr>
+        <w:rPr>
+          <w:lang w:val="en-AU"/>
+        </w:rPr>
+      </w:pPr>
+    </w:p>
+    <w:p>
+      <w:pPr>
+        <w:rPr>
+          <w:lang w:val="en-AU"/>
+        </w:rPr>
+      </w:pPr>
+      <w:r>
+        <w:rPr>
+          <w:lang w:val="en-AU"/>
+        </w:rPr>
         <w:t>SQL Tables</w:t>
       </w:r>
     </w:p>
@@ -56,16 +170,16 @@
         <mc:AlternateContent>
           <mc:Choice Requires="wps">
             <w:drawing>
-              <wp:anchor distT="0" distB="0" distL="114300" distR="114300" simplePos="0" relativeHeight="251682816" behindDoc="0" locked="0" layoutInCell="1" allowOverlap="1" wp14:anchorId="5F24A09B" wp14:editId="3DFE7444">
+              <wp:anchor distT="0" distB="0" distL="114300" distR="114300" simplePos="0" relativeHeight="251682816" behindDoc="0" locked="0" layoutInCell="1" allowOverlap="1" wp14:anchorId="5F24A09B" wp14:editId="69468FDC">
                 <wp:simplePos x="0" y="0"/>
                 <wp:positionH relativeFrom="column">
-                  <wp:posOffset>-190500</wp:posOffset>
+                  <wp:posOffset>-150495</wp:posOffset>
                 </wp:positionH>
                 <wp:positionV relativeFrom="paragraph">
-                  <wp:posOffset>500380</wp:posOffset>
+                  <wp:posOffset>497205</wp:posOffset>
                 </wp:positionV>
-                <wp:extent cx="88900" cy="7327900"/>
-                <wp:effectExtent l="508000" t="0" r="12700" b="38100"/>
+                <wp:extent cx="45719" cy="2903220"/>
+                <wp:effectExtent l="266700" t="0" r="31115" b="30480"/>
                 <wp:wrapNone/>
                 <wp:docPr id="591593525" name="Curved Connector 2"/>
                 <wp:cNvGraphicFramePr/>
@@ -76,7 +190,7 @@
                       <wps:spPr>
                         <a:xfrm flipH="1">
                           <a:off x="0" y="0"/>
-                          <a:ext cx="88900" cy="7327900"/>
+                          <a:ext cx="45719" cy="2903220"/>
                         </a:xfrm>
                         <a:prstGeom prst="curvedConnector3">
                           <a:avLst>
@@ -119,7 +233,7 @@
           </mc:Choice>
           <mc:Fallback>
             <w:pict>
-              <v:shapetype w14:anchorId="671796C6" id="_x0000_t38" coordsize="21600,21600" o:spt="38" o:oned="t" path="m,c@0,0@1,5400@1,10800@1,16200@2,21600,21600,21600e" filled="f">
+              <v:shapetype w14:anchorId="04AC5E2B" id="_x0000_t38" coordsize="21600,21600" o:spt="38" o:oned="t" path="m,c@0,0@1,5400@1,10800@1,16200@2,21600,21600,21600e" filled="f">
                 <v:formulas>
                   <v:f eqn="mid #0 0"/>
                   <v:f eqn="val #0"/>
@@ -131,7 +245,7 @@
                 </v:handles>
                 <o:lock v:ext="edit" shapetype="t"/>
               </v:shapetype>
-              <v:shape id="Curved Connector 2" o:spid="_x0000_s1026" type="#_x0000_t38" style="position:absolute;margin-left:-15pt;margin-top:39.4pt;width:7pt;height:577pt;flip:x;z-index:251682816;visibility:visible;mso-wrap-style:square;mso-width-percent:0;mso-height-percent:0;mso-wrap-distance-left:9pt;mso-wrap-distance-top:0;mso-wrap-distance-right:9pt;mso-wrap-distance-bottom:0;mso-position-horizontal:absolute;mso-position-horizontal-relative:text;mso-position-vertical:absolute;mso-position-vertical-relative:text;mso-width-percent:0;mso-height-percent:0;mso-width-relative:margin;mso-height-relative:margin" o:gfxdata="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" adj="143581" strokecolor="white [3212]" strokeweight=".5pt">
+              <v:shape id="Curved Connector 2" o:spid="_x0000_s1026" type="#_x0000_t38" style="position:absolute;margin-left:-11.85pt;margin-top:39.15pt;width:3.6pt;height:228.6pt;flip:x;z-index:251682816;visibility:visible;mso-wrap-style:square;mso-width-percent:0;mso-height-percent:0;mso-wrap-distance-left:9pt;mso-wrap-distance-top:0;mso-wrap-distance-right:9pt;mso-wrap-distance-bottom:0;mso-position-horizontal:absolute;mso-position-horizontal-relative:text;mso-position-vertical:absolute;mso-position-vertical-relative:text;mso-width-percent:0;mso-height-percent:0;mso-width-relative:margin;mso-height-relative:margin" o:gfxdata="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" adj="143581" strokecolor="white [3212]" strokeweight=".5pt">
                 <v:stroke endarrow="block" joinstyle="miter"/>
               </v:shape>
             </w:pict>
@@ -146,16 +260,16 @@
         <mc:AlternateContent>
           <mc:Choice Requires="wps">
             <w:drawing>
-              <wp:anchor distT="0" distB="0" distL="114300" distR="114300" simplePos="0" relativeHeight="251666432" behindDoc="0" locked="0" layoutInCell="1" allowOverlap="1" wp14:anchorId="1B5B0811" wp14:editId="43720A0E">
+              <wp:anchor distT="0" distB="0" distL="114300" distR="114300" simplePos="0" relativeHeight="251666432" behindDoc="0" locked="0" layoutInCell="1" allowOverlap="1" wp14:anchorId="1B5B0811" wp14:editId="1CD65A47">
                 <wp:simplePos x="0" y="0"/>
                 <wp:positionH relativeFrom="column">
-                  <wp:posOffset>-190500</wp:posOffset>
+                  <wp:posOffset>-147955</wp:posOffset>
                 </wp:positionH>
                 <wp:positionV relativeFrom="paragraph">
-                  <wp:posOffset>436880</wp:posOffset>
+                  <wp:posOffset>436245</wp:posOffset>
                 </wp:positionV>
-                <wp:extent cx="88900" cy="6299200"/>
-                <wp:effectExtent l="177800" t="0" r="12700" b="38100"/>
+                <wp:extent cx="45719" cy="1943100"/>
+                <wp:effectExtent l="88900" t="0" r="31115" b="38100"/>
                 <wp:wrapNone/>
                 <wp:docPr id="1565511356" name="Curved Connector 2"/>
                 <wp:cNvGraphicFramePr/>
@@ -166,7 +280,7 @@
                       <wps:spPr>
                         <a:xfrm flipH="1">
                           <a:off x="0" y="0"/>
-                          <a:ext cx="88900" cy="6299200"/>
+                          <a:ext cx="45719" cy="1943100"/>
                         </a:xfrm>
                         <a:prstGeom prst="curvedConnector3">
                           <a:avLst>
@@ -209,7 +323,7 @@
           </mc:Choice>
           <mc:Fallback>
             <w:pict>
-              <v:shape w14:anchorId="6F55BE7A" id="Curved Connector 2" o:spid="_x0000_s1026" type="#_x0000_t38" style="position:absolute;margin-left:-15pt;margin-top:34.4pt;width:7pt;height:496pt;flip:x;z-index:251666432;visibility:visible;mso-wrap-style:square;mso-width-percent:0;mso-height-percent:0;mso-wrap-distance-left:9pt;mso-wrap-distance-top:0;mso-wrap-distance-right:9pt;mso-wrap-distance-bottom:0;mso-position-horizontal:absolute;mso-position-horizontal-relative:text;mso-position-vertical:absolute;mso-position-vertical-relative:text;mso-width-percent:0;mso-height-percent:0;mso-width-relative:margin;mso-height-relative:margin" o:gfxdata="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" adj="63969" strokecolor="white [3212]" strokeweight=".5pt">
+              <v:shape w14:anchorId="68EF9FF5" id="Curved Connector 2" o:spid="_x0000_s1026" type="#_x0000_t38" style="position:absolute;margin-left:-11.65pt;margin-top:34.35pt;width:3.6pt;height:153pt;flip:x;z-index:251666432;visibility:visible;mso-wrap-style:square;mso-width-percent:0;mso-height-percent:0;mso-wrap-distance-left:9pt;mso-wrap-distance-top:0;mso-wrap-distance-right:9pt;mso-wrap-distance-bottom:0;mso-position-horizontal:absolute;mso-position-horizontal-relative:text;mso-position-vertical:absolute;mso-position-vertical-relative:text;mso-width-percent:0;mso-height-percent:0;mso-width-relative:margin;mso-height-relative:margin" o:gfxdata="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" adj="63969" strokecolor="white [3212]" strokeweight=".5pt">
                 <v:stroke endarrow="block" joinstyle="miter"/>
               </v:shape>
             </w:pict>
@@ -221,7 +335,13 @@
         <w:rPr>
           <w:lang w:val="en-AU"/>
         </w:rPr>
-        <w:t>food_diary</w:t>
+        <w:t>allergen</w:t>
+      </w:r>
+      <w:r>
+        <w:rPr>
+          <w:lang w:val="en-AU"/>
+        </w:rPr>
+        <w:t>_diary</w:t>
       </w:r>
       <w:proofErr w:type="spellEnd"/>
     </w:p>
@@ -232,11 +352,11 @@
         <w:tblLook w:val="04A0" w:firstRow="1" w:lastRow="0" w:firstColumn="1" w:lastColumn="0" w:noHBand="0" w:noVBand="1"/>
       </w:tblPr>
       <w:tblGrid>
-        <w:gridCol w:w="2694"/>
+        <w:gridCol w:w="2621"/>
+        <w:gridCol w:w="1228"/>
         <w:gridCol w:w="1256"/>
-        <w:gridCol w:w="1256"/>
-        <w:gridCol w:w="987"/>
-        <w:gridCol w:w="1643"/>
+        <w:gridCol w:w="1345"/>
+        <w:gridCol w:w="1585"/>
         <w:gridCol w:w="981"/>
       </w:tblGrid>
       <w:tr>
@@ -255,7 +375,13 @@
               <w:rPr>
                 <w:lang w:val="en-AU"/>
               </w:rPr>
-              <w:t>food_diary_id</w:t>
+              <w:t>allergen</w:t>
+            </w:r>
+            <w:r>
+              <w:rPr>
+                <w:lang w:val="en-AU"/>
+              </w:rPr>
+              <w:t>_diary_id</w:t>
             </w:r>
             <w:proofErr w:type="spellEnd"/>
           </w:p>
@@ -321,7 +447,13 @@
               <w:rPr>
                 <w:lang w:val="en-AU"/>
               </w:rPr>
-              <w:t>food_id</w:t>
+              <w:t>allergen</w:t>
+            </w:r>
+            <w:r>
+              <w:rPr>
+                <w:lang w:val="en-AU"/>
+              </w:rPr>
+              <w:t>_id</w:t>
             </w:r>
             <w:proofErr w:type="spellEnd"/>
           </w:p>
@@ -336,14 +468,12 @@
                 <w:lang w:val="en-AU"/>
               </w:rPr>
             </w:pPr>
-            <w:proofErr w:type="spellStart"/>
-            <w:r>
-              <w:rPr>
-                <w:lang w:val="en-AU"/>
-              </w:rPr>
-              <w:t>food_quantity</w:t>
-            </w:r>
-            <w:proofErr w:type="spellEnd"/>
+            <w:r>
+              <w:rPr>
+                <w:lang w:val="en-AU"/>
+              </w:rPr>
+              <w:t>quantity</w:t>
+            </w:r>
           </w:p>
         </w:tc>
         <w:tc>
@@ -478,13 +608,6 @@
         </w:tc>
       </w:tr>
     </w:tbl>
-    <w:p>
-      <w:pPr>
-        <w:rPr>
-          <w:lang w:val="en-AU"/>
-        </w:rPr>
-      </w:pPr>
-    </w:p>
     <w:p>
       <w:pPr>
         <w:rPr>
@@ -560,973 +683,11 @@
           </mc:Choice>
           <mc:Fallback>
             <w:pict>
-              <v:shapetype w14:anchorId="0C6F0920" id="_x0000_t32" coordsize="21600,21600" o:spt="32" o:oned="t" path="m,l21600,21600e" filled="f">
+              <v:shapetype w14:anchorId="60BE98C1" id="_x0000_t32" coordsize="21600,21600" o:spt="32" o:oned="t" path="m,l21600,21600e" filled="f">
                 <v:path arrowok="t" fillok="f" o:connecttype="none"/>
                 <o:lock v:ext="edit" shapetype="t"/>
               </v:shapetype>
               <v:shape id="Straight Arrow Connector 1" o:spid="_x0000_s1026" type="#_x0000_t32" style="position:absolute;margin-left:128pt;margin-top:6.2pt;width:3.6pt;height:27pt;flip:x;z-index:251674624;visibility:visible;mso-wrap-style:square;mso-width-percent:0;mso-height-percent:0;mso-wrap-distance-left:9pt;mso-wrap-distance-top:0;mso-wrap-distance-right:9pt;mso-wrap-distance-bottom:0;mso-position-horizontal:absolute;mso-position-horizontal-relative:text;mso-position-vertical:absolute;mso-position-vertical-relative:text;mso-width-percent:0;mso-height-percent:0;mso-width-relative:margin;mso-height-relative:margin" o:gfxdata="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" strokecolor="white [3212]" strokeweight=".5pt">
-                <v:stroke endarrow="block" joinstyle="miter"/>
-              </v:shape>
-            </w:pict>
-          </mc:Fallback>
-        </mc:AlternateContent>
-      </w:r>
-    </w:p>
-    <w:p>
-      <w:pPr>
-        <w:rPr>
-          <w:lang w:val="en-AU"/>
-        </w:rPr>
-      </w:pPr>
-    </w:p>
-    <w:p>
-      <w:pPr>
-        <w:rPr>
-          <w:lang w:val="en-AU"/>
-        </w:rPr>
-      </w:pPr>
-      <w:r>
-        <w:rPr>
-          <w:lang w:val="en-AU"/>
-        </w:rPr>
-        <w:t>food</w:t>
-      </w:r>
-    </w:p>
-    <w:tbl>
-      <w:tblPr>
-        <w:tblStyle w:val="TableGrid"/>
-        <w:tblW w:w="0" w:type="auto"/>
-        <w:tblLook w:val="04A0" w:firstRow="1" w:lastRow="0" w:firstColumn="1" w:lastColumn="0" w:noHBand="0" w:noVBand="1"/>
-      </w:tblPr>
-      <w:tblGrid>
-        <w:gridCol w:w="1471"/>
-        <w:gridCol w:w="2988"/>
-      </w:tblGrid>
-      <w:tr>
-        <w:trPr>
-          <w:trHeight w:val="260"/>
-        </w:trPr>
-        <w:tc>
-          <w:tcPr>
-            <w:tcW w:w="1470" w:type="dxa"/>
-          </w:tcPr>
-          <w:p>
-            <w:pPr>
-              <w:rPr>
-                <w:lang w:val="en-AU"/>
-              </w:rPr>
-            </w:pPr>
-            <w:proofErr w:type="spellStart"/>
-            <w:r>
-              <w:rPr>
-                <w:lang w:val="en-AU"/>
-              </w:rPr>
-              <w:t>food_id</w:t>
-            </w:r>
-            <w:proofErr w:type="spellEnd"/>
-          </w:p>
-        </w:tc>
-        <w:tc>
-          <w:tcPr>
-            <w:tcW w:w="2988" w:type="dxa"/>
-          </w:tcPr>
-          <w:p>
-            <w:pPr>
-              <w:rPr>
-                <w:lang w:val="en-AU"/>
-              </w:rPr>
-            </w:pPr>
-            <w:proofErr w:type="spellStart"/>
-            <w:r>
-              <w:rPr>
-                <w:lang w:val="en-AU"/>
-              </w:rPr>
-              <w:t>food_name</w:t>
-            </w:r>
-            <w:proofErr w:type="spellEnd"/>
-          </w:p>
-        </w:tc>
-      </w:tr>
-      <w:tr>
-        <w:trPr>
-          <w:trHeight w:val="260"/>
-        </w:trPr>
-        <w:tc>
-          <w:tcPr>
-            <w:tcW w:w="1470" w:type="dxa"/>
-          </w:tcPr>
-          <w:p>
-            <w:pPr>
-              <w:rPr>
-                <w:lang w:val="en-AU"/>
-              </w:rPr>
-            </w:pPr>
-            <w:proofErr w:type="spellStart"/>
-            <w:r>
-              <w:rPr>
-                <w:lang w:val="en-AU"/>
-              </w:rPr>
-              <w:t>P</w:t>
-            </w:r>
-            <w:r>
-              <w:rPr>
-                <w:lang w:val="en-AU"/>
-              </w:rPr>
-              <w:t>rimary_key</w:t>
-            </w:r>
-            <w:proofErr w:type="spellEnd"/>
-          </w:p>
-        </w:tc>
-        <w:tc>
-          <w:tcPr>
-            <w:tcW w:w="2988" w:type="dxa"/>
-          </w:tcPr>
-          <w:p>
-            <w:pPr>
-              <w:rPr>
-                <w:lang w:val="en-AU"/>
-              </w:rPr>
-            </w:pPr>
-            <w:r>
-              <w:rPr>
-                <w:lang w:val="en-AU"/>
-              </w:rPr>
-              <w:t>character</w:t>
-            </w:r>
-          </w:p>
-        </w:tc>
-      </w:tr>
-    </w:tbl>
-    <w:p>
-      <w:pPr>
-        <w:rPr>
-          <w:lang w:val="en-AU"/>
-        </w:rPr>
-      </w:pPr>
-      <w:r>
-        <w:rPr>
-          <w:noProof/>
-          <w:lang w:val="en-AU"/>
-        </w:rPr>
-        <mc:AlternateContent>
-          <mc:Choice Requires="wps">
-            <w:drawing>
-              <wp:anchor distT="0" distB="0" distL="114300" distR="114300" simplePos="0" relativeHeight="251676672" behindDoc="0" locked="0" layoutInCell="1" allowOverlap="1" wp14:anchorId="562F9062" wp14:editId="33D5515D">
-                <wp:simplePos x="0" y="0"/>
-                <wp:positionH relativeFrom="column">
-                  <wp:posOffset>1676400</wp:posOffset>
-                </wp:positionH>
-                <wp:positionV relativeFrom="paragraph">
-                  <wp:posOffset>100330</wp:posOffset>
-                </wp:positionV>
-                <wp:extent cx="660400" cy="215900"/>
-                <wp:effectExtent l="0" t="38100" r="12700" b="12700"/>
-                <wp:wrapNone/>
-                <wp:docPr id="1543933172" name="Straight Arrow Connector 1"/>
-                <wp:cNvGraphicFramePr/>
-                <a:graphic xmlns:a="http://schemas.openxmlformats.org/drawingml/2006/main">
-                  <a:graphicData uri="http://schemas.microsoft.com/office/word/2010/wordprocessingShape">
-                    <wps:wsp>
-                      <wps:cNvCnPr/>
-                      <wps:spPr>
-                        <a:xfrm flipH="1" flipV="1">
-                          <a:off x="0" y="0"/>
-                          <a:ext cx="660400" cy="215900"/>
-                        </a:xfrm>
-                        <a:prstGeom prst="straightConnector1">
-                          <a:avLst/>
-                        </a:prstGeom>
-                        <a:ln>
-                          <a:solidFill>
-                            <a:schemeClr val="bg1"/>
-                          </a:solidFill>
-                          <a:tailEnd type="triangle"/>
-                        </a:ln>
-                      </wps:spPr>
-                      <wps:style>
-                        <a:lnRef idx="1">
-                          <a:schemeClr val="dk1"/>
-                        </a:lnRef>
-                        <a:fillRef idx="0">
-                          <a:schemeClr val="dk1"/>
-                        </a:fillRef>
-                        <a:effectRef idx="0">
-                          <a:schemeClr val="dk1"/>
-                        </a:effectRef>
-                        <a:fontRef idx="minor">
-                          <a:schemeClr val="tx1"/>
-                        </a:fontRef>
-                      </wps:style>
-                      <wps:bodyPr/>
-                    </wps:wsp>
-                  </a:graphicData>
-                </a:graphic>
-                <wp14:sizeRelH relativeFrom="margin">
-                  <wp14:pctWidth>0</wp14:pctWidth>
-                </wp14:sizeRelH>
-                <wp14:sizeRelV relativeFrom="margin">
-                  <wp14:pctHeight>0</wp14:pctHeight>
-                </wp14:sizeRelV>
-              </wp:anchor>
-            </w:drawing>
-          </mc:Choice>
-          <mc:Fallback>
-            <w:pict>
-              <v:shape w14:anchorId="0DF22A47" id="Straight Arrow Connector 1" o:spid="_x0000_s1026" type="#_x0000_t32" style="position:absolute;margin-left:132pt;margin-top:7.9pt;width:52pt;height:17pt;flip:x y;z-index:251676672;visibility:visible;mso-wrap-style:square;mso-width-percent:0;mso-height-percent:0;mso-wrap-distance-left:9pt;mso-wrap-distance-top:0;mso-wrap-distance-right:9pt;mso-wrap-distance-bottom:0;mso-position-horizontal:absolute;mso-position-horizontal-relative:text;mso-position-vertical:absolute;mso-position-vertical-relative:text;mso-width-percent:0;mso-height-percent:0;mso-width-relative:margin;mso-height-relative:margin" o:gfxdata="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" strokecolor="white [3212]" strokeweight=".5pt">
-                <v:stroke endarrow="block" joinstyle="miter"/>
-              </v:shape>
-            </w:pict>
-          </mc:Fallback>
-        </mc:AlternateContent>
-      </w:r>
-    </w:p>
-    <w:p>
-      <w:pPr>
-        <w:rPr>
-          <w:lang w:val="en-AU"/>
-        </w:rPr>
-      </w:pPr>
-    </w:p>
-    <w:p>
-      <w:pPr>
-        <w:ind w:left="3600"/>
-        <w:rPr>
-          <w:lang w:val="en-AU"/>
-        </w:rPr>
-      </w:pPr>
-      <w:proofErr w:type="spellStart"/>
-      <w:r>
-        <w:rPr>
-          <w:lang w:val="en-AU"/>
-        </w:rPr>
-        <w:t>food_ingredient</w:t>
-      </w:r>
-      <w:proofErr w:type="spellEnd"/>
-    </w:p>
-    <w:tbl>
-      <w:tblPr>
-        <w:tblStyle w:val="TableGrid"/>
-        <w:tblW w:w="4809" w:type="dxa"/>
-        <w:tblInd w:w="3487" w:type="dxa"/>
-        <w:tblLook w:val="04A0" w:firstRow="1" w:lastRow="0" w:firstColumn="1" w:lastColumn="0" w:noHBand="0" w:noVBand="1"/>
-      </w:tblPr>
-      <w:tblGrid>
-        <w:gridCol w:w="2536"/>
-        <w:gridCol w:w="1437"/>
-        <w:gridCol w:w="1556"/>
-      </w:tblGrid>
-      <w:tr>
-        <w:trPr>
-          <w:trHeight w:val="260"/>
-        </w:trPr>
-        <w:tc>
-          <w:tcPr>
-            <w:tcW w:w="2213" w:type="dxa"/>
-          </w:tcPr>
-          <w:p>
-            <w:pPr>
-              <w:rPr>
-                <w:lang w:val="en-AU"/>
-              </w:rPr>
-            </w:pPr>
-            <w:r>
-              <w:rPr>
-                <w:lang w:val="en-AU"/>
-              </w:rPr>
-              <w:t>(</w:t>
-            </w:r>
-            <w:proofErr w:type="spellStart"/>
-            <w:r>
-              <w:rPr>
-                <w:lang w:val="en-AU"/>
-              </w:rPr>
-              <w:t>food_</w:t>
-            </w:r>
-            <w:proofErr w:type="gramStart"/>
-            <w:r>
-              <w:rPr>
-                <w:lang w:val="en-AU"/>
-              </w:rPr>
-              <w:t>id,ingredient</w:t>
-            </w:r>
-            <w:proofErr w:type="gramEnd"/>
-            <w:r>
-              <w:rPr>
-                <w:lang w:val="en-AU"/>
-              </w:rPr>
-              <w:t>_id</w:t>
-            </w:r>
-            <w:proofErr w:type="spellEnd"/>
-            <w:r>
-              <w:rPr>
-                <w:lang w:val="en-AU"/>
-              </w:rPr>
-              <w:t>)</w:t>
-            </w:r>
-          </w:p>
-        </w:tc>
-        <w:tc>
-          <w:tcPr>
-            <w:tcW w:w="1222" w:type="dxa"/>
-          </w:tcPr>
-          <w:p>
-            <w:pPr>
-              <w:rPr>
-                <w:lang w:val="en-AU"/>
-              </w:rPr>
-            </w:pPr>
-            <w:proofErr w:type="spellStart"/>
-            <w:r>
-              <w:rPr>
-                <w:lang w:val="en-AU"/>
-              </w:rPr>
-              <w:t>food_id</w:t>
-            </w:r>
-            <w:proofErr w:type="spellEnd"/>
-          </w:p>
-        </w:tc>
-        <w:tc>
-          <w:tcPr>
-            <w:tcW w:w="1374" w:type="dxa"/>
-          </w:tcPr>
-          <w:p>
-            <w:pPr>
-              <w:rPr>
-                <w:lang w:val="en-AU"/>
-              </w:rPr>
-            </w:pPr>
-            <w:proofErr w:type="spellStart"/>
-            <w:r>
-              <w:rPr>
-                <w:lang w:val="en-AU"/>
-              </w:rPr>
-              <w:t>i</w:t>
-            </w:r>
-            <w:r>
-              <w:rPr>
-                <w:lang w:val="en-AU"/>
-              </w:rPr>
-              <w:t>ngredient_id</w:t>
-            </w:r>
-            <w:proofErr w:type="spellEnd"/>
-          </w:p>
-        </w:tc>
-      </w:tr>
-      <w:tr>
-        <w:trPr>
-          <w:trHeight w:val="260"/>
-        </w:trPr>
-        <w:tc>
-          <w:tcPr>
-            <w:tcW w:w="2213" w:type="dxa"/>
-          </w:tcPr>
-          <w:p>
-            <w:pPr>
-              <w:rPr>
-                <w:lang w:val="en-AU"/>
-              </w:rPr>
-            </w:pPr>
-            <w:proofErr w:type="spellStart"/>
-            <w:r>
-              <w:rPr>
-                <w:lang w:val="en-AU"/>
-              </w:rPr>
-              <w:t>Primary_key</w:t>
-            </w:r>
-            <w:proofErr w:type="spellEnd"/>
-          </w:p>
-        </w:tc>
-        <w:tc>
-          <w:tcPr>
-            <w:tcW w:w="1222" w:type="dxa"/>
-          </w:tcPr>
-          <w:p>
-            <w:pPr>
-              <w:rPr>
-                <w:lang w:val="en-AU"/>
-              </w:rPr>
-            </w:pPr>
-            <w:proofErr w:type="spellStart"/>
-            <w:r>
-              <w:rPr>
-                <w:lang w:val="en-AU"/>
-              </w:rPr>
-              <w:t>F</w:t>
-            </w:r>
-            <w:r>
-              <w:rPr>
-                <w:lang w:val="en-AU"/>
-              </w:rPr>
-              <w:t>oreign_key</w:t>
-            </w:r>
-            <w:proofErr w:type="spellEnd"/>
-          </w:p>
-        </w:tc>
-        <w:tc>
-          <w:tcPr>
-            <w:tcW w:w="1374" w:type="dxa"/>
-          </w:tcPr>
-          <w:p>
-            <w:pPr>
-              <w:rPr>
-                <w:lang w:val="en-AU"/>
-              </w:rPr>
-            </w:pPr>
-            <w:r>
-              <w:rPr>
-                <w:lang w:val="en-AU"/>
-              </w:rPr>
-              <w:t>Foreign key</w:t>
-            </w:r>
-          </w:p>
-        </w:tc>
-      </w:tr>
-    </w:tbl>
-    <w:p>
-      <w:pPr>
-        <w:rPr>
-          <w:lang w:val="en-AU"/>
-        </w:rPr>
-      </w:pPr>
-      <w:r>
-        <w:rPr>
-          <w:noProof/>
-          <w:lang w:val="en-AU"/>
-        </w:rPr>
-        <mc:AlternateContent>
-          <mc:Choice Requires="wps">
-            <w:drawing>
-              <wp:anchor distT="0" distB="0" distL="114300" distR="114300" simplePos="0" relativeHeight="251678720" behindDoc="0" locked="0" layoutInCell="1" allowOverlap="1" wp14:anchorId="6AC81784" wp14:editId="423BAEE5">
-                <wp:simplePos x="0" y="0"/>
-                <wp:positionH relativeFrom="column">
-                  <wp:posOffset>1670684</wp:posOffset>
-                </wp:positionH>
-                <wp:positionV relativeFrom="paragraph">
-                  <wp:posOffset>180340</wp:posOffset>
-                </wp:positionV>
-                <wp:extent cx="805815" cy="254000"/>
-                <wp:effectExtent l="25400" t="0" r="19685" b="50800"/>
-                <wp:wrapNone/>
-                <wp:docPr id="557497913" name="Straight Arrow Connector 1"/>
-                <wp:cNvGraphicFramePr/>
-                <a:graphic xmlns:a="http://schemas.openxmlformats.org/drawingml/2006/main">
-                  <a:graphicData uri="http://schemas.microsoft.com/office/word/2010/wordprocessingShape">
-                    <wps:wsp>
-                      <wps:cNvCnPr/>
-                      <wps:spPr>
-                        <a:xfrm flipH="1">
-                          <a:off x="0" y="0"/>
-                          <a:ext cx="805815" cy="254000"/>
-                        </a:xfrm>
-                        <a:prstGeom prst="straightConnector1">
-                          <a:avLst/>
-                        </a:prstGeom>
-                        <a:ln>
-                          <a:solidFill>
-                            <a:schemeClr val="bg1"/>
-                          </a:solidFill>
-                          <a:tailEnd type="triangle"/>
-                        </a:ln>
-                      </wps:spPr>
-                      <wps:style>
-                        <a:lnRef idx="1">
-                          <a:schemeClr val="dk1"/>
-                        </a:lnRef>
-                        <a:fillRef idx="0">
-                          <a:schemeClr val="dk1"/>
-                        </a:fillRef>
-                        <a:effectRef idx="0">
-                          <a:schemeClr val="dk1"/>
-                        </a:effectRef>
-                        <a:fontRef idx="minor">
-                          <a:schemeClr val="tx1"/>
-                        </a:fontRef>
-                      </wps:style>
-                      <wps:bodyPr/>
-                    </wps:wsp>
-                  </a:graphicData>
-                </a:graphic>
-                <wp14:sizeRelH relativeFrom="margin">
-                  <wp14:pctWidth>0</wp14:pctWidth>
-                </wp14:sizeRelH>
-                <wp14:sizeRelV relativeFrom="margin">
-                  <wp14:pctHeight>0</wp14:pctHeight>
-                </wp14:sizeRelV>
-              </wp:anchor>
-            </w:drawing>
-          </mc:Choice>
-          <mc:Fallback>
-            <w:pict>
-              <v:shape w14:anchorId="1375C524" id="Straight Arrow Connector 1" o:spid="_x0000_s1026" type="#_x0000_t32" style="position:absolute;margin-left:131.55pt;margin-top:14.2pt;width:63.45pt;height:20pt;flip:x;z-index:251678720;visibility:visible;mso-wrap-style:square;mso-width-percent:0;mso-height-percent:0;mso-wrap-distance-left:9pt;mso-wrap-distance-top:0;mso-wrap-distance-right:9pt;mso-wrap-distance-bottom:0;mso-position-horizontal:absolute;mso-position-horizontal-relative:text;mso-position-vertical:absolute;mso-position-vertical-relative:text;mso-width-percent:0;mso-height-percent:0;mso-width-relative:margin;mso-height-relative:margin" o:gfxdata="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" strokecolor="white [3212]" strokeweight=".5pt">
-                <v:stroke endarrow="block" joinstyle="miter"/>
-              </v:shape>
-            </w:pict>
-          </mc:Fallback>
-        </mc:AlternateContent>
-      </w:r>
-    </w:p>
-    <w:p>
-      <w:pPr>
-        <w:rPr>
-          <w:lang w:val="en-AU"/>
-        </w:rPr>
-      </w:pPr>
-    </w:p>
-    <w:p>
-      <w:pPr>
-        <w:rPr>
-          <w:lang w:val="en-AU"/>
-        </w:rPr>
-      </w:pPr>
-      <w:r>
-        <w:rPr>
-          <w:lang w:val="en-AU"/>
-        </w:rPr>
-        <w:t>i</w:t>
-      </w:r>
-      <w:r>
-        <w:rPr>
-          <w:lang w:val="en-AU"/>
-        </w:rPr>
-        <w:t>ngredient</w:t>
-      </w:r>
-    </w:p>
-    <w:tbl>
-      <w:tblPr>
-        <w:tblStyle w:val="TableGrid"/>
-        <w:tblW w:w="0" w:type="auto"/>
-        <w:tblLook w:val="04A0" w:firstRow="1" w:lastRow="0" w:firstColumn="1" w:lastColumn="0" w:noHBand="0" w:noVBand="1"/>
-      </w:tblPr>
-      <w:tblGrid>
-        <w:gridCol w:w="3005"/>
-        <w:gridCol w:w="3006"/>
-      </w:tblGrid>
-      <w:tr>
-        <w:tc>
-          <w:tcPr>
-            <w:tcW w:w="3005" w:type="dxa"/>
-          </w:tcPr>
-          <w:p>
-            <w:pPr>
-              <w:rPr>
-                <w:lang w:val="en-AU"/>
-              </w:rPr>
-            </w:pPr>
-            <w:proofErr w:type="spellStart"/>
-            <w:r>
-              <w:rPr>
-                <w:lang w:val="en-AU"/>
-              </w:rPr>
-              <w:t>ingredient_id</w:t>
-            </w:r>
-            <w:proofErr w:type="spellEnd"/>
-          </w:p>
-        </w:tc>
-        <w:tc>
-          <w:tcPr>
-            <w:tcW w:w="3006" w:type="dxa"/>
-          </w:tcPr>
-          <w:p>
-            <w:pPr>
-              <w:rPr>
-                <w:lang w:val="en-AU"/>
-              </w:rPr>
-            </w:pPr>
-            <w:proofErr w:type="spellStart"/>
-            <w:r>
-              <w:rPr>
-                <w:lang w:val="en-AU"/>
-              </w:rPr>
-              <w:t>ingredient_name</w:t>
-            </w:r>
-            <w:proofErr w:type="spellEnd"/>
-          </w:p>
-        </w:tc>
-      </w:tr>
-      <w:tr>
-        <w:tc>
-          <w:tcPr>
-            <w:tcW w:w="3005" w:type="dxa"/>
-          </w:tcPr>
-          <w:p>
-            <w:pPr>
-              <w:rPr>
-                <w:lang w:val="en-AU"/>
-              </w:rPr>
-            </w:pPr>
-            <w:r>
-              <w:rPr>
-                <w:lang w:val="en-AU"/>
-              </w:rPr>
-              <w:t>Primary key</w:t>
-            </w:r>
-          </w:p>
-        </w:tc>
-        <w:tc>
-          <w:tcPr>
-            <w:tcW w:w="3006" w:type="dxa"/>
-          </w:tcPr>
-          <w:p>
-            <w:pPr>
-              <w:rPr>
-                <w:lang w:val="en-AU"/>
-              </w:rPr>
-            </w:pPr>
-            <w:r>
-              <w:rPr>
-                <w:lang w:val="en-AU"/>
-              </w:rPr>
-              <w:t>character</w:t>
-            </w:r>
-          </w:p>
-        </w:tc>
-      </w:tr>
-    </w:tbl>
-    <w:p>
-      <w:pPr>
-        <w:rPr>
-          <w:lang w:val="en-AU"/>
-        </w:rPr>
-      </w:pPr>
-      <w:r>
-        <w:rPr>
-          <w:noProof/>
-          <w:lang w:val="en-AU"/>
-        </w:rPr>
-        <mc:AlternateContent>
-          <mc:Choice Requires="wps">
-            <w:drawing>
-              <wp:anchor distT="0" distB="0" distL="114300" distR="114300" simplePos="0" relativeHeight="251680768" behindDoc="0" locked="0" layoutInCell="1" allowOverlap="1" wp14:anchorId="572996AC" wp14:editId="35206AFB">
-                <wp:simplePos x="0" y="0"/>
-                <wp:positionH relativeFrom="column">
-                  <wp:posOffset>1993900</wp:posOffset>
-                </wp:positionH>
-                <wp:positionV relativeFrom="paragraph">
-                  <wp:posOffset>94615</wp:posOffset>
-                </wp:positionV>
-                <wp:extent cx="419100" cy="241300"/>
-                <wp:effectExtent l="12700" t="25400" r="12700" b="12700"/>
-                <wp:wrapNone/>
-                <wp:docPr id="1576861242" name="Straight Arrow Connector 1"/>
-                <wp:cNvGraphicFramePr/>
-                <a:graphic xmlns:a="http://schemas.openxmlformats.org/drawingml/2006/main">
-                  <a:graphicData uri="http://schemas.microsoft.com/office/word/2010/wordprocessingShape">
-                    <wps:wsp>
-                      <wps:cNvCnPr/>
-                      <wps:spPr>
-                        <a:xfrm flipH="1" flipV="1">
-                          <a:off x="0" y="0"/>
-                          <a:ext cx="419100" cy="241300"/>
-                        </a:xfrm>
-                        <a:prstGeom prst="straightConnector1">
-                          <a:avLst/>
-                        </a:prstGeom>
-                        <a:ln>
-                          <a:solidFill>
-                            <a:schemeClr val="bg1"/>
-                          </a:solidFill>
-                          <a:tailEnd type="triangle"/>
-                        </a:ln>
-                      </wps:spPr>
-                      <wps:style>
-                        <a:lnRef idx="1">
-                          <a:schemeClr val="dk1"/>
-                        </a:lnRef>
-                        <a:fillRef idx="0">
-                          <a:schemeClr val="dk1"/>
-                        </a:fillRef>
-                        <a:effectRef idx="0">
-                          <a:schemeClr val="dk1"/>
-                        </a:effectRef>
-                        <a:fontRef idx="minor">
-                          <a:schemeClr val="tx1"/>
-                        </a:fontRef>
-                      </wps:style>
-                      <wps:bodyPr/>
-                    </wps:wsp>
-                  </a:graphicData>
-                </a:graphic>
-                <wp14:sizeRelH relativeFrom="margin">
-                  <wp14:pctWidth>0</wp14:pctWidth>
-                </wp14:sizeRelH>
-                <wp14:sizeRelV relativeFrom="margin">
-                  <wp14:pctHeight>0</wp14:pctHeight>
-                </wp14:sizeRelV>
-              </wp:anchor>
-            </w:drawing>
-          </mc:Choice>
-          <mc:Fallback>
-            <w:pict>
-              <v:shape w14:anchorId="1ED8EFA6" id="Straight Arrow Connector 1" o:spid="_x0000_s1026" type="#_x0000_t32" style="position:absolute;margin-left:157pt;margin-top:7.45pt;width:33pt;height:19pt;flip:x y;z-index:251680768;visibility:visible;mso-wrap-style:square;mso-width-percent:0;mso-height-percent:0;mso-wrap-distance-left:9pt;mso-wrap-distance-top:0;mso-wrap-distance-right:9pt;mso-wrap-distance-bottom:0;mso-position-horizontal:absolute;mso-position-horizontal-relative:text;mso-position-vertical:absolute;mso-position-vertical-relative:text;mso-width-percent:0;mso-height-percent:0;mso-width-relative:margin;mso-height-relative:margin" o:gfxdata="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" strokecolor="white [3212]" strokeweight=".5pt">
-                <v:stroke endarrow="block" joinstyle="miter"/>
-              </v:shape>
-            </w:pict>
-          </mc:Fallback>
-        </mc:AlternateContent>
-      </w:r>
-    </w:p>
-    <w:p>
-      <w:pPr>
-        <w:rPr>
-          <w:lang w:val="en-AU"/>
-        </w:rPr>
-      </w:pPr>
-    </w:p>
-    <w:p>
-      <w:pPr>
-        <w:ind w:left="3600"/>
-        <w:rPr>
-          <w:lang w:val="en-AU"/>
-        </w:rPr>
-      </w:pPr>
-      <w:proofErr w:type="spellStart"/>
-      <w:r>
-        <w:rPr>
-          <w:lang w:val="en-AU"/>
-        </w:rPr>
-        <w:t>allergen_ingredient</w:t>
-      </w:r>
-      <w:proofErr w:type="spellEnd"/>
-    </w:p>
-    <w:tbl>
-      <w:tblPr>
-        <w:tblStyle w:val="TableGrid"/>
-        <w:tblW w:w="6363" w:type="dxa"/>
-        <w:tblInd w:w="3600" w:type="dxa"/>
-        <w:tblLook w:val="04A0" w:firstRow="1" w:lastRow="0" w:firstColumn="1" w:lastColumn="0" w:noHBand="0" w:noVBand="1"/>
-      </w:tblPr>
-      <w:tblGrid>
-        <w:gridCol w:w="3005"/>
-        <w:gridCol w:w="1657"/>
-        <w:gridCol w:w="1701"/>
-      </w:tblGrid>
-      <w:tr>
-        <w:tc>
-          <w:tcPr>
-            <w:tcW w:w="3005" w:type="dxa"/>
-          </w:tcPr>
-          <w:p>
-            <w:pPr>
-              <w:rPr>
-                <w:lang w:val="en-AU"/>
-              </w:rPr>
-            </w:pPr>
-            <w:r>
-              <w:rPr>
-                <w:lang w:val="en-AU"/>
-              </w:rPr>
-              <w:t>(</w:t>
-            </w:r>
-            <w:proofErr w:type="spellStart"/>
-            <w:r>
-              <w:rPr>
-                <w:lang w:val="en-AU"/>
-              </w:rPr>
-              <w:t>a</w:t>
-            </w:r>
-            <w:r>
-              <w:rPr>
-                <w:lang w:val="en-AU"/>
-              </w:rPr>
-              <w:t>llgen_</w:t>
-            </w:r>
-            <w:proofErr w:type="gramStart"/>
-            <w:r>
-              <w:rPr>
-                <w:lang w:val="en-AU"/>
-              </w:rPr>
-              <w:t>id,ingredient</w:t>
-            </w:r>
-            <w:proofErr w:type="gramEnd"/>
-            <w:r>
-              <w:rPr>
-                <w:lang w:val="en-AU"/>
-              </w:rPr>
-              <w:t>_id</w:t>
-            </w:r>
-            <w:proofErr w:type="spellEnd"/>
-            <w:r>
-              <w:rPr>
-                <w:lang w:val="en-AU"/>
-              </w:rPr>
-              <w:t>)</w:t>
-            </w:r>
-          </w:p>
-        </w:tc>
-        <w:tc>
-          <w:tcPr>
-            <w:tcW w:w="1657" w:type="dxa"/>
-          </w:tcPr>
-          <w:p>
-            <w:pPr>
-              <w:rPr>
-                <w:lang w:val="en-AU"/>
-              </w:rPr>
-            </w:pPr>
-            <w:proofErr w:type="spellStart"/>
-            <w:r>
-              <w:rPr>
-                <w:lang w:val="en-AU"/>
-              </w:rPr>
-              <w:t>allergen_id</w:t>
-            </w:r>
-            <w:proofErr w:type="spellEnd"/>
-          </w:p>
-        </w:tc>
-        <w:tc>
-          <w:tcPr>
-            <w:tcW w:w="1701" w:type="dxa"/>
-          </w:tcPr>
-          <w:p>
-            <w:pPr>
-              <w:rPr>
-                <w:lang w:val="en-AU"/>
-              </w:rPr>
-            </w:pPr>
-            <w:proofErr w:type="spellStart"/>
-            <w:r>
-              <w:rPr>
-                <w:lang w:val="en-AU"/>
-              </w:rPr>
-              <w:t>Ingredient_id</w:t>
-            </w:r>
-            <w:proofErr w:type="spellEnd"/>
-          </w:p>
-        </w:tc>
-      </w:tr>
-      <w:tr>
-        <w:tc>
-          <w:tcPr>
-            <w:tcW w:w="3005" w:type="dxa"/>
-          </w:tcPr>
-          <w:p>
-            <w:pPr>
-              <w:rPr>
-                <w:lang w:val="en-AU"/>
-              </w:rPr>
-            </w:pPr>
-            <w:r>
-              <w:rPr>
-                <w:lang w:val="en-AU"/>
-              </w:rPr>
-              <w:t>Primary key</w:t>
-            </w:r>
-          </w:p>
-        </w:tc>
-        <w:tc>
-          <w:tcPr>
-            <w:tcW w:w="1657" w:type="dxa"/>
-          </w:tcPr>
-          <w:p>
-            <w:pPr>
-              <w:rPr>
-                <w:lang w:val="en-AU"/>
-              </w:rPr>
-            </w:pPr>
-            <w:r>
-              <w:rPr>
-                <w:lang w:val="en-AU"/>
-              </w:rPr>
-              <w:t>Foreign key</w:t>
-            </w:r>
-          </w:p>
-        </w:tc>
-        <w:tc>
-          <w:tcPr>
-            <w:tcW w:w="1701" w:type="dxa"/>
-          </w:tcPr>
-          <w:p>
-            <w:pPr>
-              <w:rPr>
-                <w:lang w:val="en-AU"/>
-              </w:rPr>
-            </w:pPr>
-            <w:r>
-              <w:rPr>
-                <w:lang w:val="en-AU"/>
-              </w:rPr>
-              <w:t>Foreign key</w:t>
-            </w:r>
-          </w:p>
-        </w:tc>
-      </w:tr>
-    </w:tbl>
-    <w:p>
-      <w:pPr>
-        <w:rPr>
-          <w:lang w:val="en-AU"/>
-        </w:rPr>
-      </w:pPr>
-      <w:r>
-        <w:rPr>
-          <w:noProof/>
-          <w:lang w:val="en-AU"/>
-        </w:rPr>
-        <mc:AlternateContent>
-          <mc:Choice Requires="wps">
-            <w:drawing>
-              <wp:anchor distT="0" distB="0" distL="114300" distR="114300" simplePos="0" relativeHeight="251665408" behindDoc="0" locked="0" layoutInCell="1" allowOverlap="1" wp14:anchorId="699DF8C2" wp14:editId="1112C09C">
-                <wp:simplePos x="0" y="0"/>
-                <wp:positionH relativeFrom="column">
-                  <wp:posOffset>1765299</wp:posOffset>
-                </wp:positionH>
-                <wp:positionV relativeFrom="paragraph">
-                  <wp:posOffset>59690</wp:posOffset>
-                </wp:positionV>
-                <wp:extent cx="807085" cy="419100"/>
-                <wp:effectExtent l="25400" t="0" r="18415" b="38100"/>
-                <wp:wrapNone/>
-                <wp:docPr id="1516164466" name="Straight Arrow Connector 1"/>
-                <wp:cNvGraphicFramePr/>
-                <a:graphic xmlns:a="http://schemas.openxmlformats.org/drawingml/2006/main">
-                  <a:graphicData uri="http://schemas.microsoft.com/office/word/2010/wordprocessingShape">
-                    <wps:wsp>
-                      <wps:cNvCnPr/>
-                      <wps:spPr>
-                        <a:xfrm flipH="1">
-                          <a:off x="0" y="0"/>
-                          <a:ext cx="807085" cy="419100"/>
-                        </a:xfrm>
-                        <a:prstGeom prst="straightConnector1">
-                          <a:avLst/>
-                        </a:prstGeom>
-                        <a:ln>
-                          <a:solidFill>
-                            <a:schemeClr val="bg1"/>
-                          </a:solidFill>
-                          <a:tailEnd type="triangle"/>
-                        </a:ln>
-                      </wps:spPr>
-                      <wps:style>
-                        <a:lnRef idx="1">
-                          <a:schemeClr val="dk1"/>
-                        </a:lnRef>
-                        <a:fillRef idx="0">
-                          <a:schemeClr val="dk1"/>
-                        </a:fillRef>
-                        <a:effectRef idx="0">
-                          <a:schemeClr val="dk1"/>
-                        </a:effectRef>
-                        <a:fontRef idx="minor">
-                          <a:schemeClr val="tx1"/>
-                        </a:fontRef>
-                      </wps:style>
-                      <wps:bodyPr/>
-                    </wps:wsp>
-                  </a:graphicData>
-                </a:graphic>
-                <wp14:sizeRelH relativeFrom="margin">
-                  <wp14:pctWidth>0</wp14:pctWidth>
-                </wp14:sizeRelH>
-                <wp14:sizeRelV relativeFrom="margin">
-                  <wp14:pctHeight>0</wp14:pctHeight>
-                </wp14:sizeRelV>
-              </wp:anchor>
-            </w:drawing>
-          </mc:Choice>
-          <mc:Fallback>
-            <w:pict>
-              <v:shape w14:anchorId="511AB208" id="Straight Arrow Connector 1" o:spid="_x0000_s1026" type="#_x0000_t32" style="position:absolute;margin-left:139pt;margin-top:4.7pt;width:63.55pt;height:33pt;flip:x;z-index:251665408;visibility:visible;mso-wrap-style:square;mso-width-percent:0;mso-height-percent:0;mso-wrap-distance-left:9pt;mso-wrap-distance-top:0;mso-wrap-distance-right:9pt;mso-wrap-distance-bottom:0;mso-position-horizontal:absolute;mso-position-horizontal-relative:text;mso-position-vertical:absolute;mso-position-vertical-relative:text;mso-width-percent:0;mso-height-percent:0;mso-width-relative:margin;mso-height-relative:margin" o:gfxdata="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" strokecolor="white [3212]" strokeweight=".5pt">
                 <v:stroke endarrow="block" joinstyle="miter"/>
               </v:shape>
             </w:pict>
@@ -1645,20 +806,6 @@
         </w:tc>
       </w:tr>
     </w:tbl>
-    <w:p>
-      <w:pPr>
-        <w:rPr>
-          <w:lang w:val="en-AU"/>
-        </w:rPr>
-      </w:pPr>
-    </w:p>
-    <w:p>
-      <w:pPr>
-        <w:rPr>
-          <w:lang w:val="en-AU"/>
-        </w:rPr>
-      </w:pPr>
-    </w:p>
     <w:p>
       <w:pPr>
         <w:rPr>
@@ -1979,17 +1126,16 @@
           <w:noProof/>
           <w:lang w:val="en-AU"/>
         </w:rPr>
-        <w:lastRenderedPageBreak/>
         <mc:AlternateContent>
           <mc:Choice Requires="wps">
             <w:drawing>
-              <wp:anchor distT="0" distB="0" distL="114300" distR="114300" simplePos="0" relativeHeight="251684864" behindDoc="0" locked="0" layoutInCell="1" allowOverlap="1" wp14:anchorId="33291FB9" wp14:editId="6E638A94">
+              <wp:anchor distT="0" distB="0" distL="114300" distR="114300" simplePos="0" relativeHeight="251684864" behindDoc="0" locked="0" layoutInCell="1" allowOverlap="1" wp14:anchorId="33291FB9" wp14:editId="526C7F7B">
                 <wp:simplePos x="0" y="0"/>
                 <wp:positionH relativeFrom="column">
-                  <wp:posOffset>1816100</wp:posOffset>
+                  <wp:posOffset>1854200</wp:posOffset>
                 </wp:positionH>
                 <wp:positionV relativeFrom="paragraph">
-                  <wp:posOffset>-63501</wp:posOffset>
+                  <wp:posOffset>81280</wp:posOffset>
                 </wp:positionV>
                 <wp:extent cx="190500" cy="335915"/>
                 <wp:effectExtent l="25400" t="25400" r="12700" b="19685"/>
@@ -2044,7 +1190,7 @@
           </mc:Choice>
           <mc:Fallback>
             <w:pict>
-              <v:shape w14:anchorId="14167543" id="Straight Arrow Connector 1" o:spid="_x0000_s1026" type="#_x0000_t32" style="position:absolute;margin-left:143pt;margin-top:-5pt;width:15pt;height:26.45pt;flip:x y;z-index:251684864;visibility:visible;mso-wrap-style:square;mso-width-percent:0;mso-height-percent:0;mso-wrap-distance-left:9pt;mso-wrap-distance-top:0;mso-wrap-distance-right:9pt;mso-wrap-distance-bottom:0;mso-position-horizontal:absolute;mso-position-horizontal-relative:text;mso-position-vertical:absolute;mso-position-vertical-relative:text;mso-width-percent:0;mso-height-percent:0;mso-width-relative:margin;mso-height-relative:margin" o:gfxdata="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" strokecolor="white [3212]" strokeweight=".5pt">
+              <v:shape w14:anchorId="275F2480" id="Straight Arrow Connector 1" o:spid="_x0000_s1026" type="#_x0000_t32" style="position:absolute;margin-left:146pt;margin-top:6.4pt;width:15pt;height:26.45pt;flip:x y;z-index:251684864;visibility:visible;mso-wrap-style:square;mso-width-percent:0;mso-height-percent:0;mso-wrap-distance-left:9pt;mso-wrap-distance-top:0;mso-wrap-distance-right:9pt;mso-wrap-distance-bottom:0;mso-position-horizontal:absolute;mso-position-horizontal-relative:text;mso-position-vertical:absolute;mso-position-vertical-relative:text;mso-width-percent:0;mso-height-percent:0;mso-width-relative:margin;mso-height-relative:margin" o:gfxdata="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" strokecolor="white [3212]" strokeweight=".5pt">
                 <v:stroke endarrow="block" joinstyle="miter"/>
               </v:shape>
             </w:pict>
@@ -2369,7 +1515,7 @@
           </mc:Choice>
           <mc:Fallback>
             <w:pict>
-              <v:shape w14:anchorId="6D03D157" id="Straight Arrow Connector 1" o:spid="_x0000_s1026" type="#_x0000_t32" style="position:absolute;margin-left:143pt;margin-top:13.6pt;width:15pt;height:18pt;flip:x;z-index:251672576;visibility:visible;mso-wrap-style:square;mso-width-percent:0;mso-height-percent:0;mso-wrap-distance-left:9pt;mso-wrap-distance-top:0;mso-wrap-distance-right:9pt;mso-wrap-distance-bottom:0;mso-position-horizontal:absolute;mso-position-horizontal-relative:text;mso-position-vertical:absolute;mso-position-vertical-relative:text;mso-width-percent:0;mso-height-percent:0;mso-width-relative:margin;mso-height-relative:margin" o:gfxdata="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" strokecolor="white [3212]" strokeweight=".5pt">
+              <v:shape w14:anchorId="6008FD96" id="Straight Arrow Connector 1" o:spid="_x0000_s1026" type="#_x0000_t32" style="position:absolute;margin-left:143pt;margin-top:13.6pt;width:15pt;height:18pt;flip:x;z-index:251672576;visibility:visible;mso-wrap-style:square;mso-width-percent:0;mso-height-percent:0;mso-wrap-distance-left:9pt;mso-wrap-distance-top:0;mso-wrap-distance-right:9pt;mso-wrap-distance-bottom:0;mso-position-horizontal:absolute;mso-position-horizontal-relative:text;mso-position-vertical:absolute;mso-position-vertical-relative:text;mso-width-percent:0;mso-height-percent:0;mso-width-relative:margin;mso-height-relative:margin" o:gfxdata="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" strokecolor="white [3212]" strokeweight=".5pt">
                 <v:stroke endarrow="block" joinstyle="miter"/>
               </v:shape>
             </w:pict>
@@ -2583,6 +1729,7 @@
         <w:rPr>
           <w:lang w:val="en-AU"/>
         </w:rPr>
+        <w:lastRenderedPageBreak/>
         <w:t>password_hash</w:t>
       </w:r>
       <w:proofErr w:type="spellEnd"/>
@@ -2599,18 +1746,11 @@
           <w:lang w:val="en-AU"/>
         </w:rPr>
       </w:pPr>
-    </w:p>
-    <w:p>
-      <w:pPr>
-        <w:rPr>
-          <w:lang w:val="en-AU"/>
-        </w:rPr>
-      </w:pPr>
-      <w:r>
-        <w:rPr>
-          <w:lang w:val="en-AU"/>
-        </w:rPr>
-        <w:t>food:</w:t>
+      <w:r>
+        <w:rPr>
+          <w:lang w:val="en-AU"/>
+        </w:rPr>
+        <w:t>allergen:</w:t>
       </w:r>
     </w:p>
     <w:p>
@@ -2624,6 +1764,309 @@
         <w:rPr>
           <w:lang w:val="en-AU"/>
         </w:rPr>
+        <w:t>allergen_id</w:t>
+      </w:r>
+      <w:proofErr w:type="spellEnd"/>
+      <w:r>
+        <w:rPr>
+          <w:lang w:val="en-AU"/>
+        </w:rPr>
+        <w:t xml:space="preserve"> INTEGER PRIMARY KEY</w:t>
+      </w:r>
+    </w:p>
+    <w:p>
+      <w:pPr>
+        <w:rPr>
+          <w:lang w:val="en-AU"/>
+        </w:rPr>
+      </w:pPr>
+      <w:proofErr w:type="spellStart"/>
+      <w:r>
+        <w:rPr>
+          <w:lang w:val="en-AU"/>
+        </w:rPr>
+        <w:t>allergen_name</w:t>
+      </w:r>
+      <w:proofErr w:type="spellEnd"/>
+      <w:r>
+        <w:rPr>
+          <w:lang w:val="en-AU"/>
+        </w:rPr>
+        <w:t xml:space="preserve"> TEXT NOT NULL</w:t>
+      </w:r>
+    </w:p>
+    <w:p>
+      <w:pPr>
+        <w:rPr>
+          <w:lang w:val="en-AU"/>
+        </w:rPr>
+      </w:pPr>
+    </w:p>
+    <w:p>
+      <w:pPr>
+        <w:rPr>
+          <w:lang w:val="en-AU"/>
+        </w:rPr>
+      </w:pPr>
+      <w:r>
+        <w:rPr>
+          <w:lang w:val="en-AU"/>
+        </w:rPr>
+        <w:t>unit:</w:t>
+      </w:r>
+    </w:p>
+    <w:p>
+      <w:pPr>
+        <w:rPr>
+          <w:lang w:val="en-AU"/>
+        </w:rPr>
+      </w:pPr>
+      <w:proofErr w:type="spellStart"/>
+      <w:r>
+        <w:rPr>
+          <w:lang w:val="en-AU"/>
+        </w:rPr>
+        <w:t>unit_id</w:t>
+      </w:r>
+      <w:proofErr w:type="spellEnd"/>
+      <w:r>
+        <w:rPr>
+          <w:lang w:val="en-AU"/>
+        </w:rPr>
+        <w:t xml:space="preserve"> INTEGER PRIMARY KEY</w:t>
+      </w:r>
+    </w:p>
+    <w:p>
+      <w:pPr>
+        <w:rPr>
+          <w:lang w:val="en-AU"/>
+        </w:rPr>
+      </w:pPr>
+      <w:proofErr w:type="spellStart"/>
+      <w:r>
+        <w:rPr>
+          <w:lang w:val="en-AU"/>
+        </w:rPr>
+        <w:t>unit_name</w:t>
+      </w:r>
+      <w:proofErr w:type="spellEnd"/>
+      <w:r>
+        <w:rPr>
+          <w:lang w:val="en-AU"/>
+        </w:rPr>
+        <w:t xml:space="preserve"> TEXT NOT NULL</w:t>
+      </w:r>
+    </w:p>
+    <w:p>
+      <w:pPr>
+        <w:rPr>
+          <w:lang w:val="en-AU"/>
+        </w:rPr>
+      </w:pPr>
+    </w:p>
+    <w:p>
+      <w:pPr>
+        <w:rPr>
+          <w:lang w:val="en-AU"/>
+        </w:rPr>
+      </w:pPr>
+      <w:r>
+        <w:rPr>
+          <w:lang w:val="en-AU"/>
+        </w:rPr>
+        <w:t>symptom:</w:t>
+      </w:r>
+    </w:p>
+    <w:p>
+      <w:pPr>
+        <w:rPr>
+          <w:lang w:val="en-AU"/>
+        </w:rPr>
+      </w:pPr>
+      <w:proofErr w:type="spellStart"/>
+      <w:r>
+        <w:rPr>
+          <w:lang w:val="en-AU"/>
+        </w:rPr>
+        <w:t>symptom_id</w:t>
+      </w:r>
+      <w:proofErr w:type="spellEnd"/>
+      <w:r>
+        <w:rPr>
+          <w:lang w:val="en-AU"/>
+        </w:rPr>
+        <w:t xml:space="preserve"> INTEGER PRIMARY KEY</w:t>
+      </w:r>
+    </w:p>
+    <w:p>
+      <w:pPr>
+        <w:rPr>
+          <w:lang w:val="en-AU"/>
+        </w:rPr>
+      </w:pPr>
+      <w:proofErr w:type="spellStart"/>
+      <w:r>
+        <w:rPr>
+          <w:lang w:val="en-AU"/>
+        </w:rPr>
+        <w:t>symptom_name</w:t>
+      </w:r>
+      <w:proofErr w:type="spellEnd"/>
+      <w:r>
+        <w:rPr>
+          <w:lang w:val="en-AU"/>
+        </w:rPr>
+        <w:t xml:space="preserve"> TEXT NOT NULL</w:t>
+      </w:r>
+    </w:p>
+    <w:p>
+      <w:pPr>
+        <w:rPr>
+          <w:lang w:val="en-AU"/>
+        </w:rPr>
+      </w:pPr>
+    </w:p>
+    <w:p>
+      <w:pPr>
+        <w:rPr>
+          <w:lang w:val="en-AU"/>
+        </w:rPr>
+      </w:pPr>
+      <w:proofErr w:type="spellStart"/>
+      <w:r>
+        <w:rPr>
+          <w:lang w:val="en-AU"/>
+        </w:rPr>
+        <w:t>allergen</w:t>
+      </w:r>
+      <w:r>
+        <w:rPr>
+          <w:lang w:val="en-AU"/>
+        </w:rPr>
+        <w:t>_diary</w:t>
+      </w:r>
+      <w:proofErr w:type="spellEnd"/>
+      <w:r>
+        <w:rPr>
+          <w:lang w:val="en-AU"/>
+        </w:rPr>
+        <w:t>:</w:t>
+      </w:r>
+    </w:p>
+    <w:p>
+      <w:pPr>
+        <w:rPr>
+          <w:lang w:val="en-AU"/>
+        </w:rPr>
+      </w:pPr>
+      <w:proofErr w:type="spellStart"/>
+      <w:r>
+        <w:rPr>
+          <w:lang w:val="en-AU"/>
+        </w:rPr>
+        <w:t>allergen</w:t>
+      </w:r>
+      <w:r>
+        <w:rPr>
+          <w:lang w:val="en-AU"/>
+        </w:rPr>
+        <w:t>_diary_id</w:t>
+      </w:r>
+      <w:proofErr w:type="spellEnd"/>
+      <w:r>
+        <w:rPr>
+          <w:lang w:val="en-AU"/>
+        </w:rPr>
+        <w:t xml:space="preserve"> INTEGER PRIMARY KEY</w:t>
+      </w:r>
+    </w:p>
+    <w:p>
+      <w:pPr>
+        <w:rPr>
+          <w:lang w:val="en-AU"/>
+        </w:rPr>
+      </w:pPr>
+      <w:proofErr w:type="spellStart"/>
+      <w:r>
+        <w:rPr>
+          <w:lang w:val="en-AU"/>
+        </w:rPr>
+        <w:t>user_id</w:t>
+      </w:r>
+      <w:proofErr w:type="spellEnd"/>
+      <w:r>
+        <w:rPr>
+          <w:lang w:val="en-AU"/>
+        </w:rPr>
+        <w:t xml:space="preserve"> INTEGER REFERENCES users(</w:t>
+      </w:r>
+      <w:proofErr w:type="spellStart"/>
+      <w:r>
+        <w:rPr>
+          <w:lang w:val="en-AU"/>
+        </w:rPr>
+        <w:t>user_id</w:t>
+      </w:r>
+      <w:proofErr w:type="spellEnd"/>
+      <w:r>
+        <w:rPr>
+          <w:lang w:val="en-AU"/>
+        </w:rPr>
+        <w:t>)</w:t>
+      </w:r>
+    </w:p>
+    <w:p>
+      <w:pPr>
+        <w:rPr>
+          <w:lang w:val="en-AU"/>
+        </w:rPr>
+      </w:pPr>
+      <w:proofErr w:type="spellStart"/>
+      <w:r>
+        <w:rPr>
+          <w:lang w:val="en-AU"/>
+        </w:rPr>
+        <w:t>date_time</w:t>
+      </w:r>
+      <w:proofErr w:type="spellEnd"/>
+      <w:r>
+        <w:rPr>
+          <w:lang w:val="en-AU"/>
+        </w:rPr>
+        <w:t xml:space="preserve"> TIMESTAMP NOT NULL</w:t>
+      </w:r>
+    </w:p>
+    <w:p>
+      <w:pPr>
+        <w:rPr>
+          <w:lang w:val="en-AU"/>
+        </w:rPr>
+      </w:pPr>
+      <w:proofErr w:type="spellStart"/>
+      <w:r>
+        <w:rPr>
+          <w:lang w:val="en-AU"/>
+        </w:rPr>
+        <w:t>allergen</w:t>
+      </w:r>
+      <w:r>
+        <w:rPr>
+          <w:lang w:val="en-AU"/>
+        </w:rPr>
+        <w:t>_id</w:t>
+      </w:r>
+      <w:proofErr w:type="spellEnd"/>
+      <w:r>
+        <w:rPr>
+          <w:lang w:val="en-AU"/>
+        </w:rPr>
+        <w:t xml:space="preserve"> INTEGER REFERENCES food(</w:t>
+      </w:r>
+      <w:proofErr w:type="spellStart"/>
+      <w:r>
+        <w:rPr>
+          <w:lang w:val="en-AU"/>
+        </w:rPr>
         <w:t>food_id</w:t>
       </w:r>
       <w:proofErr w:type="spellEnd"/>
@@ -2631,6 +2074,109 @@
         <w:rPr>
           <w:lang w:val="en-AU"/>
         </w:rPr>
+        <w:t>)</w:t>
+      </w:r>
+    </w:p>
+    <w:p>
+      <w:pPr>
+        <w:rPr>
+          <w:lang w:val="en-AU"/>
+        </w:rPr>
+      </w:pPr>
+      <w:r>
+        <w:rPr>
+          <w:lang w:val="en-AU"/>
+        </w:rPr>
+        <w:t xml:space="preserve">quantity </w:t>
+      </w:r>
+      <w:r>
+        <w:rPr>
+          <w:lang w:val="en-AU"/>
+        </w:rPr>
+        <w:t>FLOAT</w:t>
+      </w:r>
+    </w:p>
+    <w:p>
+      <w:pPr>
+        <w:rPr>
+          <w:lang w:val="en-AU"/>
+        </w:rPr>
+      </w:pPr>
+      <w:proofErr w:type="spellStart"/>
+      <w:r>
+        <w:rPr>
+          <w:lang w:val="en-AU"/>
+        </w:rPr>
+        <w:t>unit_id</w:t>
+      </w:r>
+      <w:proofErr w:type="spellEnd"/>
+      <w:r>
+        <w:rPr>
+          <w:lang w:val="en-AU"/>
+        </w:rPr>
+        <w:t xml:space="preserve"> INTEGER REFERENCES unit(</w:t>
+      </w:r>
+      <w:proofErr w:type="spellStart"/>
+      <w:r>
+        <w:rPr>
+          <w:lang w:val="en-AU"/>
+        </w:rPr>
+        <w:t>unit_id</w:t>
+      </w:r>
+      <w:proofErr w:type="spellEnd"/>
+      <w:r>
+        <w:rPr>
+          <w:lang w:val="en-AU"/>
+        </w:rPr>
+        <w:t>)</w:t>
+      </w:r>
+    </w:p>
+    <w:p>
+      <w:pPr>
+        <w:rPr>
+          <w:lang w:val="en-AU"/>
+        </w:rPr>
+      </w:pPr>
+    </w:p>
+    <w:p>
+      <w:pPr>
+        <w:rPr>
+          <w:lang w:val="en-AU"/>
+        </w:rPr>
+      </w:pPr>
+      <w:proofErr w:type="spellStart"/>
+      <w:r>
+        <w:rPr>
+          <w:lang w:val="en-AU"/>
+        </w:rPr>
+        <w:t>symptom_diary</w:t>
+      </w:r>
+      <w:proofErr w:type="spellEnd"/>
+      <w:r>
+        <w:rPr>
+          <w:lang w:val="en-AU"/>
+        </w:rPr>
+        <w:t>:</w:t>
+      </w:r>
+    </w:p>
+    <w:p>
+      <w:pPr>
+        <w:rPr>
+          <w:lang w:val="en-AU"/>
+        </w:rPr>
+      </w:pPr>
+      <w:proofErr w:type="spellStart"/>
+      <w:r>
+        <w:rPr>
+          <w:lang w:val="en-AU"/>
+        </w:rPr>
+        <w:t>symptom_diary_id</w:t>
+      </w:r>
+      <w:proofErr w:type="spellEnd"/>
+      <w:r>
+        <w:rPr>
+          <w:lang w:val="en-AU"/>
+        </w:rPr>
         <w:t xml:space="preserve"> INTEGER PRIMARY KEY</w:t>
       </w:r>
     </w:p>
@@ -2645,55 +2191,28 @@
         <w:rPr>
           <w:lang w:val="en-AU"/>
         </w:rPr>
-        <w:t>food_name</w:t>
+        <w:t>user_id</w:t>
       </w:r>
       <w:proofErr w:type="spellEnd"/>
       <w:r>
         <w:rPr>
           <w:lang w:val="en-AU"/>
         </w:rPr>
-        <w:t xml:space="preserve"> TEXT NOT NULL</w:t>
-      </w:r>
-    </w:p>
-    <w:p>
-      <w:pPr>
-        <w:rPr>
-          <w:lang w:val="en-AU"/>
-        </w:rPr>
-      </w:pPr>
-    </w:p>
-    <w:p>
-      <w:pPr>
-        <w:rPr>
-          <w:lang w:val="en-AU"/>
-        </w:rPr>
-      </w:pPr>
-      <w:r>
-        <w:rPr>
-          <w:lang w:val="en-AU"/>
-        </w:rPr>
-        <w:t>ingredient:</w:t>
-      </w:r>
-    </w:p>
-    <w:p>
-      <w:pPr>
-        <w:rPr>
-          <w:lang w:val="en-AU"/>
-        </w:rPr>
-      </w:pPr>
+        <w:t xml:space="preserve"> INTEGER REFERENCES users(</w:t>
+      </w:r>
       <w:proofErr w:type="spellStart"/>
       <w:r>
         <w:rPr>
           <w:lang w:val="en-AU"/>
         </w:rPr>
-        <w:t>ingredient_id</w:t>
+        <w:t>user_id</w:t>
       </w:r>
       <w:proofErr w:type="spellEnd"/>
       <w:r>
         <w:rPr>
           <w:lang w:val="en-AU"/>
         </w:rPr>
-        <w:t xml:space="preserve"> INTEGER PRIMARY KEY</w:t>
+        <w:t>)</w:t>
       </w:r>
     </w:p>
     <w:p>
@@ -2707,22 +2226,15 @@
         <w:rPr>
           <w:lang w:val="en-AU"/>
         </w:rPr>
-        <w:t>ingredient_name</w:t>
+        <w:t>date_time</w:t>
       </w:r>
       <w:proofErr w:type="spellEnd"/>
       <w:r>
         <w:rPr>
           <w:lang w:val="en-AU"/>
         </w:rPr>
-        <w:t xml:space="preserve"> TEXT NOT NULL</w:t>
-      </w:r>
-    </w:p>
-    <w:p>
-      <w:pPr>
-        <w:rPr>
-          <w:lang w:val="en-AU"/>
-        </w:rPr>
-      </w:pPr>
+        <w:t xml:space="preserve"> TIMESTAMP NOT NULL</w:t>
+      </w:r>
     </w:p>
     <w:p>
       <w:pPr>
@@ -2735,827 +2247,62 @@
         <w:rPr>
           <w:lang w:val="en-AU"/>
         </w:rPr>
-        <w:t>food_ingredient</w:t>
+        <w:t>symptom_id</w:t>
       </w:r>
       <w:proofErr w:type="spellEnd"/>
       <w:r>
         <w:rPr>
           <w:lang w:val="en-AU"/>
         </w:rPr>
-        <w:t>:</w:t>
-      </w:r>
-    </w:p>
-    <w:p>
-      <w:pPr>
-        <w:rPr>
-          <w:lang w:val="en-AU"/>
-        </w:rPr>
-      </w:pPr>
+        <w:t xml:space="preserve"> INTEGER REFERENCES symptom(</w:t>
+      </w:r>
       <w:proofErr w:type="spellStart"/>
       <w:r>
         <w:rPr>
           <w:lang w:val="en-AU"/>
         </w:rPr>
-        <w:t>food_id</w:t>
+        <w:t>symptom_id</w:t>
       </w:r>
       <w:proofErr w:type="spellEnd"/>
       <w:r>
         <w:rPr>
           <w:lang w:val="en-AU"/>
         </w:rPr>
-        <w:t xml:space="preserve"> INTEGER REFERENCES food(</w:t>
-      </w:r>
+        <w:t>)</w:t>
+      </w:r>
+    </w:p>
+    <w:p>
+      <w:pPr>
+        <w:rPr>
+          <w:lang w:val="en-AU"/>
+        </w:rPr>
+      </w:pPr>
       <w:proofErr w:type="spellStart"/>
       <w:r>
         <w:rPr>
           <w:lang w:val="en-AU"/>
         </w:rPr>
-        <w:t>food_id</w:t>
+        <w:t>symptom_intensity</w:t>
       </w:r>
       <w:proofErr w:type="spellEnd"/>
       <w:r>
         <w:rPr>
           <w:lang w:val="en-AU"/>
         </w:rPr>
-        <w:t>)</w:t>
-      </w:r>
-    </w:p>
-    <w:p>
-      <w:pPr>
-        <w:rPr>
-          <w:lang w:val="en-AU"/>
-        </w:rPr>
-      </w:pPr>
+        <w:t xml:space="preserve"> INTEGER CHECK (</w:t>
+      </w:r>
       <w:proofErr w:type="spellStart"/>
       <w:r>
         <w:rPr>
           <w:lang w:val="en-AU"/>
         </w:rPr>
-        <w:t>ingredient_id</w:t>
+        <w:t>symptom_intensity</w:t>
       </w:r>
       <w:proofErr w:type="spellEnd"/>
       <w:r>
         <w:rPr>
           <w:lang w:val="en-AU"/>
         </w:rPr>
-        <w:t xml:space="preserve"> INTEGER REFERENCES ingredient(</w:t>
-      </w:r>
-      <w:proofErr w:type="spellStart"/>
-      <w:r>
-        <w:rPr>
-          <w:lang w:val="en-AU"/>
-        </w:rPr>
-        <w:t>ingredient_id</w:t>
-      </w:r>
-      <w:proofErr w:type="spellEnd"/>
-      <w:r>
-        <w:rPr>
-          <w:lang w:val="en-AU"/>
-        </w:rPr>
-        <w:t>)</w:t>
-      </w:r>
-    </w:p>
-    <w:p>
-      <w:pPr>
-        <w:rPr>
-          <w:lang w:val="en-AU"/>
-        </w:rPr>
-      </w:pPr>
-      <w:r>
-        <w:rPr>
-          <w:lang w:val="en-AU"/>
-        </w:rPr>
-        <w:t>PRIMARY KEY (</w:t>
-      </w:r>
-      <w:proofErr w:type="spellStart"/>
-      <w:r>
-        <w:rPr>
-          <w:lang w:val="en-AU"/>
-        </w:rPr>
-        <w:t>food_id</w:t>
-      </w:r>
-      <w:proofErr w:type="spellEnd"/>
-      <w:r>
-        <w:rPr>
-          <w:lang w:val="en-AU"/>
-        </w:rPr>
-        <w:t xml:space="preserve">, </w:t>
-      </w:r>
-      <w:proofErr w:type="spellStart"/>
-      <w:r>
-        <w:rPr>
-          <w:lang w:val="en-AU"/>
-        </w:rPr>
-        <w:t>ingredient_id</w:t>
-      </w:r>
-      <w:proofErr w:type="spellEnd"/>
-      <w:r>
-        <w:rPr>
-          <w:lang w:val="en-AU"/>
-        </w:rPr>
-        <w:t>)</w:t>
-      </w:r>
-    </w:p>
-    <w:p>
-      <w:pPr>
-        <w:rPr>
-          <w:lang w:val="en-AU"/>
-        </w:rPr>
-      </w:pPr>
-    </w:p>
-    <w:p>
-      <w:pPr>
-        <w:rPr>
-          <w:lang w:val="en-AU"/>
-        </w:rPr>
-      </w:pPr>
-      <w:r>
-        <w:rPr>
-          <w:lang w:val="en-AU"/>
-        </w:rPr>
-        <w:t>allergen:</w:t>
-      </w:r>
-    </w:p>
-    <w:p>
-      <w:pPr>
-        <w:rPr>
-          <w:lang w:val="en-AU"/>
-        </w:rPr>
-      </w:pPr>
-      <w:proofErr w:type="spellStart"/>
-      <w:r>
-        <w:rPr>
-          <w:lang w:val="en-AU"/>
-        </w:rPr>
-        <w:t>allergen_id</w:t>
-      </w:r>
-      <w:proofErr w:type="spellEnd"/>
-      <w:r>
-        <w:rPr>
-          <w:lang w:val="en-AU"/>
-        </w:rPr>
-        <w:t xml:space="preserve"> INTEGER PRIMARY KEY</w:t>
-      </w:r>
-    </w:p>
-    <w:p>
-      <w:pPr>
-        <w:rPr>
-          <w:lang w:val="en-AU"/>
-        </w:rPr>
-      </w:pPr>
-      <w:proofErr w:type="spellStart"/>
-      <w:r>
-        <w:rPr>
-          <w:lang w:val="en-AU"/>
-        </w:rPr>
-        <w:t>allergen_name</w:t>
-      </w:r>
-      <w:proofErr w:type="spellEnd"/>
-      <w:r>
-        <w:rPr>
-          <w:lang w:val="en-AU"/>
-        </w:rPr>
-        <w:t xml:space="preserve"> TEXT NOT NULL</w:t>
-      </w:r>
-    </w:p>
-    <w:p>
-      <w:pPr>
-        <w:rPr>
-          <w:lang w:val="en-AU"/>
-        </w:rPr>
-      </w:pPr>
-    </w:p>
-    <w:p>
-      <w:pPr>
-        <w:rPr>
-          <w:lang w:val="en-AU"/>
-        </w:rPr>
-      </w:pPr>
-      <w:proofErr w:type="spellStart"/>
-      <w:r>
-        <w:rPr>
-          <w:lang w:val="en-AU"/>
-        </w:rPr>
-        <w:t>allergen_ingredient</w:t>
-      </w:r>
-      <w:proofErr w:type="spellEnd"/>
-      <w:r>
-        <w:rPr>
-          <w:lang w:val="en-AU"/>
-        </w:rPr>
-        <w:t>:</w:t>
-      </w:r>
-    </w:p>
-    <w:p>
-      <w:pPr>
-        <w:rPr>
-          <w:lang w:val="en-AU"/>
-        </w:rPr>
-      </w:pPr>
-      <w:proofErr w:type="spellStart"/>
-      <w:r>
-        <w:rPr>
-          <w:lang w:val="en-AU"/>
-        </w:rPr>
-        <w:t>allergen_id</w:t>
-      </w:r>
-      <w:proofErr w:type="spellEnd"/>
-      <w:r>
-        <w:rPr>
-          <w:lang w:val="en-AU"/>
-        </w:rPr>
-        <w:t xml:space="preserve"> INTEGER REFERENCES allergen(</w:t>
-      </w:r>
-      <w:proofErr w:type="spellStart"/>
-      <w:r>
-        <w:rPr>
-          <w:lang w:val="en-AU"/>
-        </w:rPr>
-        <w:t>allergen_id</w:t>
-      </w:r>
-      <w:proofErr w:type="spellEnd"/>
-      <w:r>
-        <w:rPr>
-          <w:lang w:val="en-AU"/>
-        </w:rPr>
-        <w:t>)</w:t>
-      </w:r>
-    </w:p>
-    <w:p>
-      <w:pPr>
-        <w:rPr>
-          <w:lang w:val="en-AU"/>
-        </w:rPr>
-      </w:pPr>
-      <w:proofErr w:type="spellStart"/>
-      <w:r>
-        <w:rPr>
-          <w:lang w:val="en-AU"/>
-        </w:rPr>
-        <w:t>ingredient_id</w:t>
-      </w:r>
-      <w:proofErr w:type="spellEnd"/>
-      <w:r>
-        <w:rPr>
-          <w:lang w:val="en-AU"/>
-        </w:rPr>
-        <w:t xml:space="preserve"> INTEGER REFERENCES ingredient(</w:t>
-      </w:r>
-      <w:proofErr w:type="spellStart"/>
-      <w:r>
-        <w:rPr>
-          <w:lang w:val="en-AU"/>
-        </w:rPr>
-        <w:t>ingredient_id</w:t>
-      </w:r>
-      <w:proofErr w:type="spellEnd"/>
-      <w:r>
-        <w:rPr>
-          <w:lang w:val="en-AU"/>
-        </w:rPr>
-        <w:t>)</w:t>
-      </w:r>
-    </w:p>
-    <w:p>
-      <w:pPr>
-        <w:rPr>
-          <w:lang w:val="en-AU"/>
-        </w:rPr>
-      </w:pPr>
-      <w:r>
-        <w:rPr>
-          <w:lang w:val="en-AU"/>
-        </w:rPr>
-        <w:t>PRIMARY KEY (</w:t>
-      </w:r>
-      <w:proofErr w:type="spellStart"/>
-      <w:r>
-        <w:rPr>
-          <w:lang w:val="en-AU"/>
-        </w:rPr>
-        <w:t>allergen_id</w:t>
-      </w:r>
-      <w:proofErr w:type="spellEnd"/>
-      <w:r>
-        <w:rPr>
-          <w:lang w:val="en-AU"/>
-        </w:rPr>
-        <w:t xml:space="preserve">, </w:t>
-      </w:r>
-      <w:proofErr w:type="spellStart"/>
-      <w:r>
-        <w:rPr>
-          <w:lang w:val="en-AU"/>
-        </w:rPr>
-        <w:t>ingredient_id</w:t>
-      </w:r>
-      <w:proofErr w:type="spellEnd"/>
-      <w:r>
-        <w:rPr>
-          <w:lang w:val="en-AU"/>
-        </w:rPr>
-        <w:t>)</w:t>
-      </w:r>
-    </w:p>
-    <w:p>
-      <w:pPr>
-        <w:rPr>
-          <w:lang w:val="en-AU"/>
-        </w:rPr>
-      </w:pPr>
-    </w:p>
-    <w:p>
-      <w:pPr>
-        <w:rPr>
-          <w:lang w:val="en-AU"/>
-        </w:rPr>
-      </w:pPr>
-      <w:r>
-        <w:rPr>
-          <w:lang w:val="en-AU"/>
-        </w:rPr>
-        <w:t>unit:</w:t>
-      </w:r>
-    </w:p>
-    <w:p>
-      <w:pPr>
-        <w:rPr>
-          <w:lang w:val="en-AU"/>
-        </w:rPr>
-      </w:pPr>
-      <w:proofErr w:type="spellStart"/>
-      <w:r>
-        <w:rPr>
-          <w:lang w:val="en-AU"/>
-        </w:rPr>
-        <w:t>unit_id</w:t>
-      </w:r>
-      <w:proofErr w:type="spellEnd"/>
-      <w:r>
-        <w:rPr>
-          <w:lang w:val="en-AU"/>
-        </w:rPr>
-        <w:t xml:space="preserve"> INTEGER PRIMARY KEY</w:t>
-      </w:r>
-    </w:p>
-    <w:p>
-      <w:pPr>
-        <w:rPr>
-          <w:lang w:val="en-AU"/>
-        </w:rPr>
-      </w:pPr>
-      <w:proofErr w:type="spellStart"/>
-      <w:r>
-        <w:rPr>
-          <w:lang w:val="en-AU"/>
-        </w:rPr>
-        <w:t>unit_name</w:t>
-      </w:r>
-      <w:proofErr w:type="spellEnd"/>
-      <w:r>
-        <w:rPr>
-          <w:lang w:val="en-AU"/>
-        </w:rPr>
-        <w:t xml:space="preserve"> TEXT NOT NULL</w:t>
-      </w:r>
-    </w:p>
-    <w:p>
-      <w:pPr>
-        <w:rPr>
-          <w:lang w:val="en-AU"/>
-        </w:rPr>
-      </w:pPr>
-    </w:p>
-    <w:p>
-      <w:pPr>
-        <w:rPr>
-          <w:lang w:val="en-AU"/>
-        </w:rPr>
-      </w:pPr>
-      <w:r>
-        <w:rPr>
-          <w:lang w:val="en-AU"/>
-        </w:rPr>
-        <w:t>symptom:</w:t>
-      </w:r>
-    </w:p>
-    <w:p>
-      <w:pPr>
-        <w:rPr>
-          <w:lang w:val="en-AU"/>
-        </w:rPr>
-      </w:pPr>
-      <w:proofErr w:type="spellStart"/>
-      <w:r>
-        <w:rPr>
-          <w:lang w:val="en-AU"/>
-        </w:rPr>
-        <w:t>symptom_id</w:t>
-      </w:r>
-      <w:proofErr w:type="spellEnd"/>
-      <w:r>
-        <w:rPr>
-          <w:lang w:val="en-AU"/>
-        </w:rPr>
-        <w:t xml:space="preserve"> INTEGER PRIMARY KEY</w:t>
-      </w:r>
-    </w:p>
-    <w:p>
-      <w:pPr>
-        <w:rPr>
-          <w:lang w:val="en-AU"/>
-        </w:rPr>
-      </w:pPr>
-      <w:proofErr w:type="spellStart"/>
-      <w:r>
-        <w:rPr>
-          <w:lang w:val="en-AU"/>
-        </w:rPr>
-        <w:lastRenderedPageBreak/>
-        <w:t>symptom_name</w:t>
-      </w:r>
-      <w:proofErr w:type="spellEnd"/>
-      <w:r>
-        <w:rPr>
-          <w:lang w:val="en-AU"/>
-        </w:rPr>
-        <w:t xml:space="preserve"> TEXT NOT NULL</w:t>
-      </w:r>
-    </w:p>
-    <w:p>
-      <w:pPr>
-        <w:rPr>
-          <w:lang w:val="en-AU"/>
-        </w:rPr>
-      </w:pPr>
-    </w:p>
-    <w:p>
-      <w:pPr>
-        <w:rPr>
-          <w:lang w:val="en-AU"/>
-        </w:rPr>
-      </w:pPr>
-      <w:proofErr w:type="spellStart"/>
-      <w:r>
-        <w:rPr>
-          <w:lang w:val="en-AU"/>
-        </w:rPr>
-        <w:t>food_diary</w:t>
-      </w:r>
-      <w:proofErr w:type="spellEnd"/>
-      <w:r>
-        <w:rPr>
-          <w:lang w:val="en-AU"/>
-        </w:rPr>
-        <w:t>:</w:t>
-      </w:r>
-    </w:p>
-    <w:p>
-      <w:pPr>
-        <w:rPr>
-          <w:lang w:val="en-AU"/>
-        </w:rPr>
-      </w:pPr>
-      <w:proofErr w:type="spellStart"/>
-      <w:r>
-        <w:rPr>
-          <w:lang w:val="en-AU"/>
-        </w:rPr>
-        <w:t>food_diary_id</w:t>
-      </w:r>
-      <w:proofErr w:type="spellEnd"/>
-      <w:r>
-        <w:rPr>
-          <w:lang w:val="en-AU"/>
-        </w:rPr>
-        <w:t xml:space="preserve"> INTEGER PRIMARY KEY</w:t>
-      </w:r>
-    </w:p>
-    <w:p>
-      <w:pPr>
-        <w:rPr>
-          <w:lang w:val="en-AU"/>
-        </w:rPr>
-      </w:pPr>
-      <w:proofErr w:type="spellStart"/>
-      <w:r>
-        <w:rPr>
-          <w:lang w:val="en-AU"/>
-        </w:rPr>
-        <w:t>user_id</w:t>
-      </w:r>
-      <w:proofErr w:type="spellEnd"/>
-      <w:r>
-        <w:rPr>
-          <w:lang w:val="en-AU"/>
-        </w:rPr>
-        <w:t xml:space="preserve"> INTEGER REFERENCES users(</w:t>
-      </w:r>
-      <w:proofErr w:type="spellStart"/>
-      <w:r>
-        <w:rPr>
-          <w:lang w:val="en-AU"/>
-        </w:rPr>
-        <w:t>user_id</w:t>
-      </w:r>
-      <w:proofErr w:type="spellEnd"/>
-      <w:r>
-        <w:rPr>
-          <w:lang w:val="en-AU"/>
-        </w:rPr>
-        <w:t>)</w:t>
-      </w:r>
-    </w:p>
-    <w:p>
-      <w:pPr>
-        <w:rPr>
-          <w:lang w:val="en-AU"/>
-        </w:rPr>
-      </w:pPr>
-      <w:proofErr w:type="spellStart"/>
-      <w:r>
-        <w:rPr>
-          <w:lang w:val="en-AU"/>
-        </w:rPr>
-        <w:t>date_time</w:t>
-      </w:r>
-      <w:proofErr w:type="spellEnd"/>
-      <w:r>
-        <w:rPr>
-          <w:lang w:val="en-AU"/>
-        </w:rPr>
-        <w:t xml:space="preserve"> TIMESTAMP NOT NULL</w:t>
-      </w:r>
-    </w:p>
-    <w:p>
-      <w:pPr>
-        <w:rPr>
-          <w:lang w:val="en-AU"/>
-        </w:rPr>
-      </w:pPr>
-      <w:proofErr w:type="spellStart"/>
-      <w:r>
-        <w:rPr>
-          <w:lang w:val="en-AU"/>
-        </w:rPr>
-        <w:t>food_id</w:t>
-      </w:r>
-      <w:proofErr w:type="spellEnd"/>
-      <w:r>
-        <w:rPr>
-          <w:lang w:val="en-AU"/>
-        </w:rPr>
-        <w:t xml:space="preserve"> INTEGER REFERENCES food(</w:t>
-      </w:r>
-      <w:proofErr w:type="spellStart"/>
-      <w:r>
-        <w:rPr>
-          <w:lang w:val="en-AU"/>
-        </w:rPr>
-        <w:t>food_id</w:t>
-      </w:r>
-      <w:proofErr w:type="spellEnd"/>
-      <w:r>
-        <w:rPr>
-          <w:lang w:val="en-AU"/>
-        </w:rPr>
-        <w:t>)</w:t>
-      </w:r>
-    </w:p>
-    <w:p>
-      <w:pPr>
-        <w:rPr>
-          <w:lang w:val="en-AU"/>
-        </w:rPr>
-      </w:pPr>
-      <w:proofErr w:type="spellStart"/>
-      <w:r>
-        <w:rPr>
-          <w:lang w:val="en-AU"/>
-        </w:rPr>
-        <w:t>food_quantity</w:t>
-      </w:r>
-      <w:proofErr w:type="spellEnd"/>
-      <w:r>
-        <w:rPr>
-          <w:lang w:val="en-AU"/>
-        </w:rPr>
-        <w:t xml:space="preserve"> </w:t>
-      </w:r>
-      <w:r>
-        <w:rPr>
-          <w:lang w:val="en-AU"/>
-        </w:rPr>
-        <w:t>FLOAT</w:t>
-      </w:r>
-    </w:p>
-    <w:p>
-      <w:pPr>
-        <w:rPr>
-          <w:lang w:val="en-AU"/>
-        </w:rPr>
-      </w:pPr>
-      <w:proofErr w:type="spellStart"/>
-      <w:r>
-        <w:rPr>
-          <w:lang w:val="en-AU"/>
-        </w:rPr>
-        <w:t>unit_id</w:t>
-      </w:r>
-      <w:proofErr w:type="spellEnd"/>
-      <w:r>
-        <w:rPr>
-          <w:lang w:val="en-AU"/>
-        </w:rPr>
-        <w:t xml:space="preserve"> INTEGER REFERENCES unit(</w:t>
-      </w:r>
-      <w:proofErr w:type="spellStart"/>
-      <w:r>
-        <w:rPr>
-          <w:lang w:val="en-AU"/>
-        </w:rPr>
-        <w:t>unit_id</w:t>
-      </w:r>
-      <w:proofErr w:type="spellEnd"/>
-      <w:r>
-        <w:rPr>
-          <w:lang w:val="en-AU"/>
-        </w:rPr>
-        <w:t>)</w:t>
-      </w:r>
-    </w:p>
-    <w:p>
-      <w:pPr>
-        <w:rPr>
-          <w:lang w:val="en-AU"/>
-        </w:rPr>
-      </w:pPr>
-    </w:p>
-    <w:p>
-      <w:pPr>
-        <w:rPr>
-          <w:lang w:val="en-AU"/>
-        </w:rPr>
-      </w:pPr>
-      <w:proofErr w:type="spellStart"/>
-      <w:r>
-        <w:rPr>
-          <w:lang w:val="en-AU"/>
-        </w:rPr>
-        <w:t>symptom_diary</w:t>
-      </w:r>
-      <w:proofErr w:type="spellEnd"/>
-      <w:r>
-        <w:rPr>
-          <w:lang w:val="en-AU"/>
-        </w:rPr>
-        <w:t>:</w:t>
-      </w:r>
-    </w:p>
-    <w:p>
-      <w:pPr>
-        <w:rPr>
-          <w:lang w:val="en-AU"/>
-        </w:rPr>
-      </w:pPr>
-      <w:proofErr w:type="spellStart"/>
-      <w:r>
-        <w:rPr>
-          <w:lang w:val="en-AU"/>
-        </w:rPr>
-        <w:t>symptom_diary_id</w:t>
-      </w:r>
-      <w:proofErr w:type="spellEnd"/>
-      <w:r>
-        <w:rPr>
-          <w:lang w:val="en-AU"/>
-        </w:rPr>
-        <w:t xml:space="preserve"> INTEGER PRIMARY KEY</w:t>
-      </w:r>
-    </w:p>
-    <w:p>
-      <w:pPr>
-        <w:rPr>
-          <w:lang w:val="en-AU"/>
-        </w:rPr>
-      </w:pPr>
-      <w:proofErr w:type="spellStart"/>
-      <w:r>
-        <w:rPr>
-          <w:lang w:val="en-AU"/>
-        </w:rPr>
-        <w:t>user_id</w:t>
-      </w:r>
-      <w:proofErr w:type="spellEnd"/>
-      <w:r>
-        <w:rPr>
-          <w:lang w:val="en-AU"/>
-        </w:rPr>
-        <w:t xml:space="preserve"> INTEGER REFERENCES users(</w:t>
-      </w:r>
-      <w:proofErr w:type="spellStart"/>
-      <w:r>
-        <w:rPr>
-          <w:lang w:val="en-AU"/>
-        </w:rPr>
-        <w:t>user_id</w:t>
-      </w:r>
-      <w:proofErr w:type="spellEnd"/>
-      <w:r>
-        <w:rPr>
-          <w:lang w:val="en-AU"/>
-        </w:rPr>
-        <w:t>)</w:t>
-      </w:r>
-    </w:p>
-    <w:p>
-      <w:pPr>
-        <w:rPr>
-          <w:lang w:val="en-AU"/>
-        </w:rPr>
-      </w:pPr>
-      <w:proofErr w:type="spellStart"/>
-      <w:r>
-        <w:rPr>
-          <w:lang w:val="en-AU"/>
-        </w:rPr>
-        <w:t>date_time</w:t>
-      </w:r>
-      <w:proofErr w:type="spellEnd"/>
-      <w:r>
-        <w:rPr>
-          <w:lang w:val="en-AU"/>
-        </w:rPr>
-        <w:t xml:space="preserve"> TIMESTAMP NOT NULL</w:t>
-      </w:r>
-    </w:p>
-    <w:p>
-      <w:pPr>
-        <w:rPr>
-          <w:lang w:val="en-AU"/>
-        </w:rPr>
-      </w:pPr>
-      <w:proofErr w:type="spellStart"/>
-      <w:r>
-        <w:rPr>
-          <w:lang w:val="en-AU"/>
-        </w:rPr>
-        <w:t>symptom_id</w:t>
-      </w:r>
-      <w:proofErr w:type="spellEnd"/>
-      <w:r>
-        <w:rPr>
-          <w:lang w:val="en-AU"/>
-        </w:rPr>
-        <w:t xml:space="preserve"> INTEGER REFERENCES symptom(</w:t>
-      </w:r>
-      <w:proofErr w:type="spellStart"/>
-      <w:r>
-        <w:rPr>
-          <w:lang w:val="en-AU"/>
-        </w:rPr>
-        <w:t>symptom_id</w:t>
-      </w:r>
-      <w:proofErr w:type="spellEnd"/>
-      <w:r>
-        <w:rPr>
-          <w:lang w:val="en-AU"/>
-        </w:rPr>
-        <w:t>)</w:t>
-      </w:r>
-    </w:p>
-    <w:p>
-      <w:pPr>
-        <w:rPr>
-          <w:lang w:val="en-AU"/>
-        </w:rPr>
-      </w:pPr>
-      <w:proofErr w:type="spellStart"/>
-      <w:r>
-        <w:rPr>
-          <w:lang w:val="en-AU"/>
-        </w:rPr>
-        <w:t>symptom_intensity</w:t>
-      </w:r>
-      <w:proofErr w:type="spellEnd"/>
-      <w:r>
-        <w:rPr>
-          <w:lang w:val="en-AU"/>
-        </w:rPr>
-        <w:t xml:space="preserve"> INTEGER CHECK (</w:t>
-      </w:r>
-      <w:proofErr w:type="spellStart"/>
-      <w:r>
-        <w:rPr>
-          <w:lang w:val="en-AU"/>
-        </w:rPr>
-        <w:t>symptom_intensity</w:t>
-      </w:r>
-      <w:proofErr w:type="spellEnd"/>
-      <w:r>
-        <w:rPr>
-          <w:lang w:val="en-AU"/>
-        </w:rPr>
         <w:t xml:space="preserve"> BETWEEN 0 AND 3)</w:t>
       </w:r>
     </w:p>
@@ -3579,6 +2326,72 @@
           <w:lang w:val="en-AU"/>
         </w:rPr>
       </w:pPr>
+      <w:r>
+        <w:rPr>
+          <w:lang w:val="en-AU"/>
+        </w:rPr>
+        <w:t>File structure:</w:t>
+      </w:r>
+    </w:p>
+    <w:p>
+      <w:pPr>
+        <w:rPr>
+          <w:lang w:val="en-AU"/>
+        </w:rPr>
+      </w:pPr>
+      <w:r>
+        <w:rPr>
+          <w:lang w:val="en-AU"/>
+        </w:rPr>
+        <w:t>Backend</w:t>
+      </w:r>
+    </w:p>
+    <w:p>
+      <w:pPr>
+        <w:rPr>
+          <w:lang w:val="en-AU"/>
+        </w:rPr>
+      </w:pPr>
+      <w:r>
+        <w:rPr>
+          <w:lang w:val="en-AU"/>
+        </w:rPr>
+        <w:tab/>
+        <w:t>App</w:t>
+      </w:r>
+    </w:p>
+    <w:p>
+      <w:pPr>
+        <w:rPr>
+          <w:lang w:val="en-AU"/>
+        </w:rPr>
+      </w:pPr>
+      <w:r>
+        <w:rPr>
+          <w:lang w:val="en-AU"/>
+        </w:rPr>
+        <w:tab/>
+      </w:r>
+      <w:r>
+        <w:rPr>
+          <w:lang w:val="en-AU"/>
+        </w:rPr>
+        <w:tab/>
+        <w:t>Models.py</w:t>
+      </w:r>
+    </w:p>
+    <w:p>
+      <w:pPr>
+        <w:rPr>
+          <w:lang w:val="en-AU"/>
+        </w:rPr>
+      </w:pPr>
+      <w:r>
+        <w:rPr>
+          <w:lang w:val="en-AU"/>
+        </w:rPr>
+        <w:tab/>
+      </w:r>
     </w:p>
     <w:sectPr>
       <w:pgSz w:w="11906" w:h="16838"/>
@@ -3588,6 +2401,126 @@
     </w:sectPr>
   </w:body>
 </w:document>
+</file>
+
+<file path=word/numbering.xml><?xml version="1.0" encoding="utf-8"?>
+<w:numbering xmlns:wpc="http://schemas.microsoft.com/office/word/2010/wordprocessingCanvas" xmlns:cx="http://schemas.microsoft.com/office/drawing/2014/chartex" xmlns:cx1="http://schemas.microsoft.com/office/drawing/2015/9/8/chartex" xmlns:cx2="http://schemas.microsoft.com/office/drawing/2015/10/21/chartex" xmlns:cx3="http://schemas.microsoft.com/office/drawing/2016/5/9/chartex" xmlns:cx4="http://schemas.microsoft.com/office/drawing/2016/5/10/chartex" xmlns:cx5="http://schemas.microsoft.com/office/drawing/2016/5/11/chartex" xmlns:cx6="http://schemas.microsoft.com/office/drawing/2016/5/12/chartex" xmlns:cx7="http://schemas.microsoft.com/office/drawing/2016/5/13/chartex" xmlns:cx8="http://schemas.microsoft.com/office/drawing/2016/5/14/chartex" xmlns:mc="http://schemas.openxmlformats.org/markup-compatibility/2006" xmlns:aink="http://schemas.microsoft.com/office/drawing/2016/ink" xmlns:am3d="http://schemas.microsoft.com/office/drawing/2017/model3d" xmlns:o="urn:schemas-microsoft-com:office:office" xmlns:oel="http://schemas.microsoft.com/office/2019/extlst" xmlns:r="http://schemas.openxmlformats.org/officeDocument/2006/relationships" xmlns:m="http://schemas.openxmlformats.org/officeDocument/2006/math" xmlns:v="urn:schemas-microsoft-com:vml" xmlns:wp14="http://schemas.microsoft.com/office/word/2010/wordprocessingDrawing" xmlns:wp="http://schemas.openxmlformats.org/drawingml/2006/wordprocessingDrawing" xmlns:w10="urn:schemas-microsoft-com:office:word" xmlns:w="http://schemas.openxmlformats.org/wordprocessingml/2006/main" xmlns:w14="http://schemas.microsoft.com/office/word/2010/wordml" xmlns:w15="http://schemas.microsoft.com/office/word/2012/wordml" xmlns:w16cex="http://schemas.microsoft.com/office/word/2018/wordml/cex" xmlns:w16cid="http://schemas.microsoft.com/office/word/2016/wordml/cid" xmlns:w16="http://schemas.microsoft.com/office/word/2018/wordml" xmlns:w16du="http://schemas.microsoft.com/office/word/2023/wordml/word16du" xmlns:w16sdtdh="http://schemas.microsoft.com/office/word/2020/wordml/sdtdatahash" xmlns:w16sdtfl="http://schemas.microsoft.com/office/word/2024/wordml/sdtformatlock" xmlns:w16se="http://schemas.microsoft.com/office/word/2015/wordml/symex" xmlns:wpg="http://schemas.microsoft.com/office/word/2010/wordprocessingGroup" xmlns:wpi="http://schemas.microsoft.com/office/word/2010/wordprocessingInk" xmlns:wne="http://schemas.microsoft.com/office/word/2006/wordml" xmlns:wps="http://schemas.microsoft.com/office/word/2010/wordprocessingShape" mc:Ignorable="w14 w15 w16se w16cid w16 w16cex w16sdtdh w16sdtfl w16du wp14">
+  <w:abstractNum w:abstractNumId="0" w15:restartNumberingAfterBreak="0">
+    <w:nsid w:val="25FC66F0"/>
+    <w:multiLevelType w:val="hybridMultilevel"/>
+    <w:tmpl w:val="CCC8BF68"/>
+    <w:lvl w:ilvl="0" w:tplc="42843EC0">
+      <w:numFmt w:val="bullet"/>
+      <w:lvlText w:val="-"/>
+      <w:lvlJc w:val="left"/>
+      <w:pPr>
+        <w:ind w:left="720" w:hanging="360"/>
+      </w:pPr>
+      <w:rPr>
+        <w:rFonts w:ascii="Aptos" w:eastAsiaTheme="minorHAnsi" w:hAnsi="Aptos" w:cstheme="minorBidi" w:hint="default"/>
+      </w:rPr>
+    </w:lvl>
+    <w:lvl w:ilvl="1" w:tplc="08090003">
+      <w:start w:val="1"/>
+      <w:numFmt w:val="bullet"/>
+      <w:lvlText w:val="o"/>
+      <w:lvlJc w:val="left"/>
+      <w:pPr>
+        <w:ind w:left="1440" w:hanging="360"/>
+      </w:pPr>
+      <w:rPr>
+        <w:rFonts w:ascii="Courier New" w:hAnsi="Courier New" w:cs="Courier New" w:hint="default"/>
+      </w:rPr>
+    </w:lvl>
+    <w:lvl w:ilvl="2" w:tplc="08090005" w:tentative="1">
+      <w:start w:val="1"/>
+      <w:numFmt w:val="bullet"/>
+      <w:lvlText w:val=""/>
+      <w:lvlJc w:val="left"/>
+      <w:pPr>
+        <w:ind w:left="2160" w:hanging="360"/>
+      </w:pPr>
+      <w:rPr>
+        <w:rFonts w:ascii="Wingdings" w:hAnsi="Wingdings" w:hint="default"/>
+      </w:rPr>
+    </w:lvl>
+    <w:lvl w:ilvl="3" w:tplc="08090001" w:tentative="1">
+      <w:start w:val="1"/>
+      <w:numFmt w:val="bullet"/>
+      <w:lvlText w:val=""/>
+      <w:lvlJc w:val="left"/>
+      <w:pPr>
+        <w:ind w:left="2880" w:hanging="360"/>
+      </w:pPr>
+      <w:rPr>
+        <w:rFonts w:ascii="Symbol" w:hAnsi="Symbol" w:hint="default"/>
+      </w:rPr>
+    </w:lvl>
+    <w:lvl w:ilvl="4" w:tplc="08090003" w:tentative="1">
+      <w:start w:val="1"/>
+      <w:numFmt w:val="bullet"/>
+      <w:lvlText w:val="o"/>
+      <w:lvlJc w:val="left"/>
+      <w:pPr>
+        <w:ind w:left="3600" w:hanging="360"/>
+      </w:pPr>
+      <w:rPr>
+        <w:rFonts w:ascii="Courier New" w:hAnsi="Courier New" w:cs="Courier New" w:hint="default"/>
+      </w:rPr>
+    </w:lvl>
+    <w:lvl w:ilvl="5" w:tplc="08090005" w:tentative="1">
+      <w:start w:val="1"/>
+      <w:numFmt w:val="bullet"/>
+      <w:lvlText w:val=""/>
+      <w:lvlJc w:val="left"/>
+      <w:pPr>
+        <w:ind w:left="4320" w:hanging="360"/>
+      </w:pPr>
+      <w:rPr>
+        <w:rFonts w:ascii="Wingdings" w:hAnsi="Wingdings" w:hint="default"/>
+      </w:rPr>
+    </w:lvl>
+    <w:lvl w:ilvl="6" w:tplc="08090001" w:tentative="1">
+      <w:start w:val="1"/>
+      <w:numFmt w:val="bullet"/>
+      <w:lvlText w:val=""/>
+      <w:lvlJc w:val="left"/>
+      <w:pPr>
+        <w:ind w:left="5040" w:hanging="360"/>
+      </w:pPr>
+      <w:rPr>
+        <w:rFonts w:ascii="Symbol" w:hAnsi="Symbol" w:hint="default"/>
+      </w:rPr>
+    </w:lvl>
+    <w:lvl w:ilvl="7" w:tplc="08090003" w:tentative="1">
+      <w:start w:val="1"/>
+      <w:numFmt w:val="bullet"/>
+      <w:lvlText w:val="o"/>
+      <w:lvlJc w:val="left"/>
+      <w:pPr>
+        <w:ind w:left="5760" w:hanging="360"/>
+      </w:pPr>
+      <w:rPr>
+        <w:rFonts w:ascii="Courier New" w:hAnsi="Courier New" w:cs="Courier New" w:hint="default"/>
+      </w:rPr>
+    </w:lvl>
+    <w:lvl w:ilvl="8" w:tplc="08090005" w:tentative="1">
+      <w:start w:val="1"/>
+      <w:numFmt w:val="bullet"/>
+      <w:lvlText w:val=""/>
+      <w:lvlJc w:val="left"/>
+      <w:pPr>
+        <w:ind w:left="6480" w:hanging="360"/>
+      </w:pPr>
+      <w:rPr>
+        <w:rFonts w:ascii="Wingdings" w:hAnsi="Wingdings" w:hint="default"/>
+      </w:rPr>
+    </w:lvl>
+  </w:abstractNum>
+  <w:num w:numId="1" w16cid:durableId="2126535276">
+    <w:abstractNumId w:val="0"/>
+  </w:num>
+</w:numbering>
 </file>
 
 <file path=word/styles.xml><?xml version="1.0" encoding="utf-8"?>

--- a/Capstone_documentation.docx
+++ b/Capstone_documentation.docx
@@ -37,104 +37,39 @@
     </w:p>
     <w:p>
       <w:pPr>
-        <w:pStyle w:val="ListParagraph"/>
-        <w:numPr>
-          <w:ilvl w:val="0"/>
-          <w:numId w:val="1"/>
-        </w:numPr>
-        <w:rPr>
-          <w:lang w:val="en-AU"/>
-        </w:rPr>
-      </w:pPr>
-      <w:r>
-        <w:rPr>
-          <w:lang w:val="en-AU"/>
-        </w:rPr>
-        <w:t>D</w:t>
-      </w:r>
-      <w:r>
-        <w:rPr>
-          <w:lang w:val="en-AU"/>
-        </w:rPr>
-        <w:t>atabase</w:t>
-      </w:r>
-      <w:r>
-        <w:rPr>
-          <w:lang w:val="en-AU"/>
-        </w:rPr>
-        <w:t xml:space="preserve">: AWS RDS </w:t>
+        <w:rPr>
+          <w:lang w:val="en-AU"/>
+        </w:rPr>
+      </w:pPr>
+      <w:r>
+        <w:rPr>
+          <w:rFonts w:ascii="-webkit-standard" w:hAnsi="-webkit-standard"/>
+          <w:color w:val="000000"/>
+          <w:sz w:val="27"/>
+          <w:szCs w:val="27"/>
+        </w:rPr>
+        <w:t xml:space="preserve">The backend consists of a </w:t>
       </w:r>
       <w:proofErr w:type="spellStart"/>
       <w:r>
         <w:rPr>
-          <w:lang w:val="en-AU"/>
-        </w:rPr>
-        <w:t>postgreSQL</w:t>
+          <w:rFonts w:ascii="-webkit-standard" w:hAnsi="-webkit-standard"/>
+          <w:color w:val="000000"/>
+          <w:sz w:val="27"/>
+          <w:szCs w:val="27"/>
+        </w:rPr>
+        <w:t>FastAPI</w:t>
       </w:r>
       <w:proofErr w:type="spellEnd"/>
-    </w:p>
-    <w:p>
-      <w:pPr>
-        <w:pStyle w:val="ListParagraph"/>
-        <w:numPr>
-          <w:ilvl w:val="0"/>
-          <w:numId w:val="1"/>
-        </w:numPr>
-        <w:rPr>
-          <w:lang w:val="en-AU"/>
-        </w:rPr>
-      </w:pPr>
-      <w:r>
-        <w:rPr>
-          <w:lang w:val="en-AU"/>
-        </w:rPr>
-        <w:t xml:space="preserve">API: </w:t>
-      </w:r>
-      <w:proofErr w:type="spellStart"/>
-      <w:r>
-        <w:rPr>
-          <w:lang w:val="en-AU"/>
-        </w:rPr>
-        <w:t>FastAPI</w:t>
-      </w:r>
-      <w:proofErr w:type="spellEnd"/>
-      <w:r>
-        <w:rPr>
-          <w:lang w:val="en-AU"/>
-        </w:rPr>
-        <w:t xml:space="preserve"> - </w:t>
-      </w:r>
-      <w:r>
-        <w:rPr>
-          <w:lang w:val="en-AU"/>
-        </w:rPr>
-        <w:t>receives data from the user, validates it, stores it securely in the database, runs analysis, and returns results.</w:t>
-      </w:r>
-    </w:p>
-    <w:p>
-      <w:pPr>
-        <w:pStyle w:val="ListParagraph"/>
-        <w:numPr>
-          <w:ilvl w:val="1"/>
-          <w:numId w:val="1"/>
-        </w:numPr>
-        <w:rPr>
-          <w:lang w:val="en-AU"/>
-        </w:rPr>
-      </w:pPr>
-      <w:r>
-        <w:rPr>
-          <w:lang w:val="en-AU"/>
-        </w:rPr>
-        <w:t>Include user login and auth for security</w:t>
-      </w:r>
-    </w:p>
-    <w:p>
-      <w:pPr>
-        <w:rPr>
-          <w:lang w:val="en-AU"/>
-        </w:rPr>
-      </w:pPr>
+      <w:r>
+        <w:rPr>
+          <w:rFonts w:ascii="-webkit-standard" w:hAnsi="-webkit-standard"/>
+          <w:color w:val="000000"/>
+          <w:sz w:val="27"/>
+          <w:szCs w:val="27"/>
+        </w:rPr>
+        <w:t xml:space="preserve"> application running on an AWS EC2 instance, with data stored in a PostgreSQL database on AWS RDS. NGINX is used as a reverse proxy to serve the API over HTTPS, and CORS is configured to allow requests from the GitHub Pages frontend. The frontend is deployed via GitHub Pages and communicates with the backend API, which securely manages all access to the RDS database.</w:t>
+      </w:r>
     </w:p>
     <w:p>
       <w:pPr>
@@ -233,7 +168,7 @@
           </mc:Choice>
           <mc:Fallback>
             <w:pict>
-              <v:shapetype w14:anchorId="04AC5E2B" id="_x0000_t38" coordsize="21600,21600" o:spt="38" o:oned="t" path="m,c@0,0@1,5400@1,10800@1,16200@2,21600,21600,21600e" filled="f">
+              <v:shapetype w14:anchorId="4E4BBCB0" id="_x0000_t38" coordsize="21600,21600" o:spt="38" o:oned="t" path="m,c@0,0@1,5400@1,10800@1,16200@2,21600,21600,21600e" filled="f">
                 <v:formulas>
                   <v:f eqn="mid #0 0"/>
                   <v:f eqn="val #0"/>
@@ -323,7 +258,7 @@
           </mc:Choice>
           <mc:Fallback>
             <w:pict>
-              <v:shape w14:anchorId="68EF9FF5" id="Curved Connector 2" o:spid="_x0000_s1026" type="#_x0000_t38" style="position:absolute;margin-left:-11.65pt;margin-top:34.35pt;width:3.6pt;height:153pt;flip:x;z-index:251666432;visibility:visible;mso-wrap-style:square;mso-width-percent:0;mso-height-percent:0;mso-wrap-distance-left:9pt;mso-wrap-distance-top:0;mso-wrap-distance-right:9pt;mso-wrap-distance-bottom:0;mso-position-horizontal:absolute;mso-position-horizontal-relative:text;mso-position-vertical:absolute;mso-position-vertical-relative:text;mso-width-percent:0;mso-height-percent:0;mso-width-relative:margin;mso-height-relative:margin" o:gfxdata="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" adj="63969" strokecolor="white [3212]" strokeweight=".5pt">
+              <v:shape w14:anchorId="49D4A626" id="Curved Connector 2" o:spid="_x0000_s1026" type="#_x0000_t38" style="position:absolute;margin-left:-11.65pt;margin-top:34.35pt;width:3.6pt;height:153pt;flip:x;z-index:251666432;visibility:visible;mso-wrap-style:square;mso-width-percent:0;mso-height-percent:0;mso-wrap-distance-left:9pt;mso-wrap-distance-top:0;mso-wrap-distance-right:9pt;mso-wrap-distance-bottom:0;mso-position-horizontal:absolute;mso-position-horizontal-relative:text;mso-position-vertical:absolute;mso-position-vertical-relative:text;mso-width-percent:0;mso-height-percent:0;mso-width-relative:margin;mso-height-relative:margin" o:gfxdata="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" adj="63969" strokecolor="white [3212]" strokeweight=".5pt">
                 <v:stroke endarrow="block" joinstyle="miter"/>
               </v:shape>
             </w:pict>
@@ -683,7 +618,7 @@
           </mc:Choice>
           <mc:Fallback>
             <w:pict>
-              <v:shapetype w14:anchorId="60BE98C1" id="_x0000_t32" coordsize="21600,21600" o:spt="32" o:oned="t" path="m,l21600,21600e" filled="f">
+              <v:shapetype w14:anchorId="720B53AF" id="_x0000_t32" coordsize="21600,21600" o:spt="32" o:oned="t" path="m,l21600,21600e" filled="f">
                 <v:path arrowok="t" fillok="f" o:connecttype="none"/>
                 <o:lock v:ext="edit" shapetype="t"/>
               </v:shapetype>
@@ -1190,7 +1125,7 @@
           </mc:Choice>
           <mc:Fallback>
             <w:pict>
-              <v:shape w14:anchorId="275F2480" id="Straight Arrow Connector 1" o:spid="_x0000_s1026" type="#_x0000_t32" style="position:absolute;margin-left:146pt;margin-top:6.4pt;width:15pt;height:26.45pt;flip:x y;z-index:251684864;visibility:visible;mso-wrap-style:square;mso-width-percent:0;mso-height-percent:0;mso-wrap-distance-left:9pt;mso-wrap-distance-top:0;mso-wrap-distance-right:9pt;mso-wrap-distance-bottom:0;mso-position-horizontal:absolute;mso-position-horizontal-relative:text;mso-position-vertical:absolute;mso-position-vertical-relative:text;mso-width-percent:0;mso-height-percent:0;mso-width-relative:margin;mso-height-relative:margin" o:gfxdata="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" strokecolor="white [3212]" strokeweight=".5pt">
+              <v:shape w14:anchorId="2F42391A" id="Straight Arrow Connector 1" o:spid="_x0000_s1026" type="#_x0000_t32" style="position:absolute;margin-left:146pt;margin-top:6.4pt;width:15pt;height:26.45pt;flip:x y;z-index:251684864;visibility:visible;mso-wrap-style:square;mso-width-percent:0;mso-height-percent:0;mso-wrap-distance-left:9pt;mso-wrap-distance-top:0;mso-wrap-distance-right:9pt;mso-wrap-distance-bottom:0;mso-position-horizontal:absolute;mso-position-horizontal-relative:text;mso-position-vertical:absolute;mso-position-vertical-relative:text;mso-width-percent:0;mso-height-percent:0;mso-width-relative:margin;mso-height-relative:margin" o:gfxdata="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" strokecolor="white [3212]" strokeweight=".5pt">
                 <v:stroke endarrow="block" joinstyle="miter"/>
               </v:shape>
             </w:pict>
@@ -1515,7 +1450,7 @@
           </mc:Choice>
           <mc:Fallback>
             <w:pict>
-              <v:shape w14:anchorId="6008FD96" id="Straight Arrow Connector 1" o:spid="_x0000_s1026" type="#_x0000_t32" style="position:absolute;margin-left:143pt;margin-top:13.6pt;width:15pt;height:18pt;flip:x;z-index:251672576;visibility:visible;mso-wrap-style:square;mso-width-percent:0;mso-height-percent:0;mso-wrap-distance-left:9pt;mso-wrap-distance-top:0;mso-wrap-distance-right:9pt;mso-wrap-distance-bottom:0;mso-position-horizontal:absolute;mso-position-horizontal-relative:text;mso-position-vertical:absolute;mso-position-vertical-relative:text;mso-width-percent:0;mso-height-percent:0;mso-width-relative:margin;mso-height-relative:margin" o:gfxdata="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" strokecolor="white [3212]" strokeweight=".5pt">
+              <v:shape w14:anchorId="4CBCEB7B" id="Straight Arrow Connector 1" o:spid="_x0000_s1026" type="#_x0000_t32" style="position:absolute;margin-left:143pt;margin-top:13.6pt;width:15pt;height:18pt;flip:x;z-index:251672576;visibility:visible;mso-wrap-style:square;mso-width-percent:0;mso-height-percent:0;mso-wrap-distance-left:9pt;mso-wrap-distance-top:0;mso-wrap-distance-right:9pt;mso-wrap-distance-bottom:0;mso-position-horizontal:absolute;mso-position-horizontal-relative:text;mso-position-vertical:absolute;mso-position-vertical-relative:text;mso-width-percent:0;mso-height-percent:0;mso-width-relative:margin;mso-height-relative:margin" o:gfxdata="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" strokecolor="white [3212]" strokeweight=".5pt">
                 <v:stroke endarrow="block" joinstyle="miter"/>
               </v:shape>
             </w:pict>
@@ -1708,6 +1643,7 @@
         <w:rPr>
           <w:lang w:val="en-AU"/>
         </w:rPr>
+        <w:lastRenderedPageBreak/>
         <w:t>user_name</w:t>
       </w:r>
       <w:proofErr w:type="spellEnd"/>
@@ -1729,7 +1665,6 @@
         <w:rPr>
           <w:lang w:val="en-AU"/>
         </w:rPr>
-        <w:lastRenderedPageBreak/>
         <w:t>password_hash</w:t>
       </w:r>
       <w:proofErr w:type="spellEnd"/>
